--- a/frontend/src/廠商投標表單/[一般工程]投標須知-工程會114.3.28版.docx
+++ b/frontend/src/廠商投標表單/[一般工程]投標須知-工程會114.3.28版.docx
@@ -95,8 +95,6 @@
         </w:rPr>
         <w:t>3.28</w:t>
       </w:r>
-      <w:bookmarkStart w:id="0" w:name="_GoBack"/>
-      <w:bookmarkEnd w:id="0"/>
       <w:r>
         <w:rPr>
           <w:b/>
@@ -938,7 +936,7 @@
         </w:rPr>
         <w:t>或履約爭議調解(無金額限制)之採購申訴審議委員會名稱、地址及電話：</w:t>
       </w:r>
-      <w:bookmarkStart w:id="1" w:name="_Hlk138252648"/>
+      <w:bookmarkStart w:id="0" w:name="_Hlk138252648"/>
       <w:r>
         <w:rPr>
           <w:rFonts w:hint="eastAsia"/>
@@ -947,7 +945,7 @@
         </w:rPr>
         <w:t>行政院公共工程委員會採購申訴審議委員會</w:t>
       </w:r>
-      <w:bookmarkEnd w:id="1"/>
+      <w:bookmarkEnd w:id="0"/>
       <w:r>
         <w:rPr>
           <w:rFonts w:hint="eastAsia"/>
@@ -1129,7 +1127,7 @@
           <w:spacing w:val="0"/>
         </w:rPr>
       </w:pPr>
-      <w:bookmarkStart w:id="2" w:name="_Hlk51858690"/>
+      <w:bookmarkStart w:id="1" w:name="_Hlk51858690"/>
       <w:r>
         <w:rPr>
           <w:rFonts w:hint="eastAsia"/>
@@ -1137,7 +1135,7 @@
         </w:rPr>
         <w:t>█</w:t>
       </w:r>
-      <w:bookmarkEnd w:id="2"/>
+      <w:bookmarkEnd w:id="1"/>
       <w:r>
         <w:rPr>
           <w:spacing w:val="0"/>
@@ -7679,7 +7677,7 @@
           <w:spacing w:val="0"/>
         </w:rPr>
       </w:pPr>
-      <w:bookmarkStart w:id="3" w:name="_Hlk95218057"/>
+      <w:bookmarkStart w:id="2" w:name="_Hlk95218057"/>
       <w:r>
         <w:rPr>
           <w:rFonts w:ascii="Times New Roman" w:eastAsia="標楷體"/>
@@ -7884,7 +7882,7 @@
         </w:rPr>
         <w:t>（請投標廠商於招標文件所定開標時間派員到指定之開標場所，以備依本法第51條、第53條辦理時提出說明、減價、比減價格，未派員到場依通知期限辦理者，視同放棄）。</w:t>
       </w:r>
-      <w:bookmarkEnd w:id="3"/>
+      <w:bookmarkEnd w:id="2"/>
     </w:p>
     <w:p>
       <w:pPr>
@@ -8449,37 +8447,7 @@
         <w:rPr>
           <w:spacing w:val="0"/>
         </w:rPr>
-        <w:instrText xml:space="preserve"> HYPERLINK "https</w:instrText>
-      </w:r>
-      <w:r>
-        <w:rPr>
-          <w:spacing w:val="0"/>
-        </w:rPr>
-        <w:instrText>://web.pcc.gov.tw/</w:instrText>
-      </w:r>
-      <w:r>
-        <w:rPr>
-          <w:spacing w:val="0"/>
-        </w:rPr>
-        <w:instrText>常用查詢</w:instrText>
-      </w:r>
-      <w:r>
-        <w:rPr>
-          <w:spacing w:val="0"/>
-        </w:rPr>
-        <w:instrText>/</w:instrText>
-      </w:r>
-      <w:r>
-        <w:rPr>
-          <w:spacing w:val="0"/>
-        </w:rPr>
-        <w:instrText>優良廠商名單</w:instrText>
-      </w:r>
-      <w:r>
-        <w:rPr>
-          <w:spacing w:val="0"/>
-        </w:rPr>
-        <w:instrText xml:space="preserve">/" </w:instrText>
+        <w:instrText xml:space="preserve"> HYPERLINK "https://web.pcc.gov.tw/常用查詢/優良廠商名單/" </w:instrText>
       </w:r>
       <w:r>
         <w:rPr>
@@ -8770,7 +8738,7 @@
         </w:rPr>
         <w:t>%)：</w:t>
       </w:r>
-      <w:bookmarkStart w:id="4" w:name="_Hlk153957462"/>
+      <w:bookmarkStart w:id="3" w:name="_Hlk153957462"/>
       <w:r>
         <w:rPr>
           <w:rFonts w:hint="eastAsia"/>
@@ -8835,7 +8803,7 @@
         </w:rPr>
         <w:t>，減收原應繳額度之50%。</w:t>
       </w:r>
-      <w:bookmarkEnd w:id="4"/>
+      <w:bookmarkEnd w:id="3"/>
     </w:p>
     <w:p>
       <w:pPr>
@@ -9836,7 +9804,7 @@
         </w:rPr>
         <w:t>%)：</w:t>
       </w:r>
-      <w:bookmarkStart w:id="5" w:name="_Hlk153957504"/>
+      <w:bookmarkStart w:id="4" w:name="_Hlk153957504"/>
       <w:r>
         <w:rPr>
           <w:rFonts w:hint="eastAsia"/>
@@ -9909,7 +9877,7 @@
         </w:rPr>
         <w:t>減收原應繳額度之50%。</w:t>
       </w:r>
-      <w:bookmarkEnd w:id="5"/>
+      <w:bookmarkEnd w:id="4"/>
     </w:p>
     <w:p>
       <w:pPr>
@@ -10553,49 +10521,7 @@
           <w:rStyle w:val="aa"/>
           <w:spacing w:val="0"/>
         </w:rPr>
-        <w:instrText xml:space="preserve"> HYPERLINK "https://web.pcc.gov.tw/</w:instrText>
-      </w:r>
-      <w:r>
-        <w:rPr>
-          <w:rStyle w:val="aa"/>
-          <w:spacing w:val="0"/>
-        </w:rPr>
-        <w:instrText>查詢服務</w:instrText>
-      </w:r>
-      <w:r>
-        <w:rPr>
-          <w:rStyle w:val="aa"/>
-          <w:spacing w:val="0"/>
-        </w:rPr>
-        <w:instrText>/</w:instrText>
-      </w:r>
-      <w:r>
-        <w:rPr>
-          <w:rStyle w:val="aa"/>
-          <w:spacing w:val="0"/>
-        </w:rPr>
-        <w:instrText>廠商相關</w:instrText>
-      </w:r>
-      <w:r>
-        <w:rPr>
-          <w:rStyle w:val="aa"/>
-          <w:spacing w:val="0"/>
-        </w:rPr>
-        <w:instrText>/</w:instrText>
-      </w:r>
-      <w:r>
-        <w:rPr>
-          <w:rStyle w:val="aa"/>
-          <w:spacing w:val="0"/>
-        </w:rPr>
-        <w:instrText>優良廠商名單</w:instrText>
-      </w:r>
-      <w:r>
-        <w:rPr>
-          <w:rStyle w:val="aa"/>
-          <w:spacing w:val="0"/>
-        </w:rPr>
-        <w:instrText xml:space="preserve">/" </w:instrText>
+        <w:instrText xml:space="preserve"> HYPERLINK "https://web.pcc.gov.tw/查詢服務/廠商相關/優良廠商名單/" </w:instrText>
       </w:r>
       <w:r>
         <w:rPr>
@@ -11128,7 +11054,23 @@
           <w:rFonts w:hint="eastAsia"/>
           <w:spacing w:val="0"/>
         </w:rPr>
-        <w:t>、植栽工程養護期保證金（僅適用於植栽工程驗收合格後給付全部植栽價金之情形）額度為全部植栽價金之</w:t>
+        <w:t>、植栽工程養護期保證金（僅適用於植栽工程驗收合格後給付全部植栽價金之情形）額度為全部</w:t>
+      </w:r>
+      <w:proofErr w:type="gramStart"/>
+      <w:r>
+        <w:rPr>
+          <w:rFonts w:hint="eastAsia"/>
+          <w:spacing w:val="0"/>
+        </w:rPr>
+        <w:t>植栽價金</w:t>
+      </w:r>
+      <w:proofErr w:type="gramEnd"/>
+      <w:r>
+        <w:rPr>
+          <w:rFonts w:hint="eastAsia"/>
+          <w:spacing w:val="0"/>
+        </w:rPr>
+        <w:t>之</w:t>
       </w:r>
       <w:r>
         <w:rPr>
@@ -11144,7 +11086,55 @@
           <w:rFonts w:hint="eastAsia"/>
           <w:spacing w:val="0"/>
         </w:rPr>
-        <w:t>%（由機關於招標時自行填列；未填列者，為25%），於機關給付全部植栽費用時扣回，作為廠商植栽養護植之擔保，無須另行繳納。</w:t>
+        <w:t>%</w:t>
+      </w:r>
+      <w:proofErr w:type="gramStart"/>
+      <w:r>
+        <w:rPr>
+          <w:rFonts w:hint="eastAsia"/>
+          <w:spacing w:val="0"/>
+        </w:rPr>
+        <w:t>（</w:t>
+      </w:r>
+      <w:proofErr w:type="gramEnd"/>
+      <w:r>
+        <w:rPr>
+          <w:rFonts w:hint="eastAsia"/>
+          <w:spacing w:val="0"/>
+        </w:rPr>
+        <w:t>由機關於招標時自行填列；未填列者，為25%</w:t>
+      </w:r>
+      <w:proofErr w:type="gramStart"/>
+      <w:r>
+        <w:rPr>
+          <w:rFonts w:hint="eastAsia"/>
+          <w:spacing w:val="0"/>
+        </w:rPr>
+        <w:t>）</w:t>
+      </w:r>
+      <w:proofErr w:type="gramEnd"/>
+      <w:r>
+        <w:rPr>
+          <w:rFonts w:hint="eastAsia"/>
+          <w:spacing w:val="0"/>
+        </w:rPr>
+        <w:t>，於</w:t>
+      </w:r>
+      <w:r>
+        <w:rPr>
+          <w:rFonts w:hint="eastAsia"/>
+          <w:spacing w:val="0"/>
+        </w:rPr>
+        <w:t>植栽全部工程驗收合格後，提繳所有植栽養護保證金</w:t>
+      </w:r>
+      <w:bookmarkStart w:id="5" w:name="_GoBack"/>
+      <w:bookmarkEnd w:id="5"/>
+      <w:r>
+        <w:rPr>
+          <w:rFonts w:hint="eastAsia"/>
+          <w:spacing w:val="0"/>
+        </w:rPr>
+        <w:t>。</w:t>
       </w:r>
     </w:p>
     <w:p>
@@ -17624,7 +17614,7 @@
         <w:rFonts w:ascii="全真楷書"/>
         <w:noProof/>
       </w:rPr>
-      <w:t>20</w:t>
+      <w:t>22</w:t>
     </w:r>
     <w:r>
       <w:rPr>
@@ -19692,7 +19682,7 @@
 </file>
 
 <file path=customXml/itemProps1.xml><?xml version="1.0" encoding="utf-8"?>
-<ds:datastoreItem xmlns:ds="http://schemas.openxmlformats.org/officeDocument/2006/customXml" ds:itemID="{27184144-0BA5-4D9E-8456-64C0F2EB316C}">
+<ds:datastoreItem xmlns:ds="http://schemas.openxmlformats.org/officeDocument/2006/customXml" ds:itemID="{E880BB88-2DE2-47B5-9B06-ACE2F452C426}">
   <ds:schemaRefs>
     <ds:schemaRef ds:uri="http://schemas.openxmlformats.org/officeDocument/2006/bibliography"/>
   </ds:schemaRefs>

--- a/frontend/src/廠商投標表單/[一般工程]投標須知-工程會114.3.28版.docx
+++ b/frontend/src/廠商投標表單/[一般工程]投標須知-工程會114.3.28版.docx
@@ -6781,6 +6781,7 @@
           <w:spacing w:val="0"/>
         </w:rPr>
       </w:pPr>
+      <w:proofErr w:type="gramStart"/>
       <w:r>
         <w:rPr>
           <w:rFonts w:hint="eastAsia"/>
@@ -6788,6 +6789,7 @@
         </w:rPr>
         <w:t>█</w:t>
       </w:r>
+      <w:proofErr w:type="gramEnd"/>
       <w:r>
         <w:rPr>
           <w:spacing w:val="0"/>
@@ -6829,9 +6831,15 @@
           <w:u w:val="single"/>
         </w:rPr>
       </w:pPr>
-      <w:r>
-        <w:sym w:font="Wingdings" w:char="F0A8"/>
-      </w:r>
+      <w:proofErr w:type="gramStart"/>
+      <w:r>
+        <w:rPr>
+          <w:rFonts w:hint="eastAsia"/>
+          <w:color w:val="FF0000"/>
+        </w:rPr>
+        <w:t>█</w:t>
+      </w:r>
+      <w:proofErr w:type="gramEnd"/>
       <w:r>
         <w:rPr>
           <w:rFonts w:hint="eastAsia"/>
@@ -11127,8 +11135,6 @@
         </w:rPr>
         <w:t>植栽全部工程驗收合格後，提繳所有植栽養護保證金</w:t>
       </w:r>
-      <w:bookmarkStart w:id="5" w:name="_GoBack"/>
-      <w:bookmarkEnd w:id="5"/>
       <w:r>
         <w:rPr>
           <w:rFonts w:hint="eastAsia"/>
@@ -13221,6 +13227,8 @@
         </w:rPr>
         <w:t>且應於本目載明投標廠商須同時符合、部分符合或僅須任一項符合之情形)</w:t>
       </w:r>
+      <w:bookmarkStart w:id="5" w:name="_GoBack"/>
+      <w:bookmarkEnd w:id="5"/>
     </w:p>
     <w:p>
       <w:pPr>
@@ -17614,7 +17622,7 @@
         <w:rFonts w:ascii="全真楷書"/>
         <w:noProof/>
       </w:rPr>
-      <w:t>22</w:t>
+      <w:t>23</w:t>
     </w:r>
     <w:r>
       <w:rPr>
@@ -19682,7 +19690,7 @@
 </file>
 
 <file path=customXml/itemProps1.xml><?xml version="1.0" encoding="utf-8"?>
-<ds:datastoreItem xmlns:ds="http://schemas.openxmlformats.org/officeDocument/2006/customXml" ds:itemID="{E880BB88-2DE2-47B5-9B06-ACE2F452C426}">
+<ds:datastoreItem xmlns:ds="http://schemas.openxmlformats.org/officeDocument/2006/customXml" ds:itemID="{976C5F20-4CDA-4986-8587-343190D7401A}">
   <ds:schemaRefs>
     <ds:schemaRef ds:uri="http://schemas.openxmlformats.org/officeDocument/2006/bibliography"/>
   </ds:schemaRefs>

--- a/frontend/src/廠商投標表單/[一般工程]投標須知-工程會114.3.28版.docx
+++ b/frontend/src/廠商投標表單/[一般工程]投標須知-工程會114.3.28版.docx
@@ -13175,6 +13175,11 @@
     </w:p>
     <w:p>
       <w:pPr>
+        <w:pStyle w:val="af"/>
+        <w:numPr>
+          <w:ilvl w:val="0"/>
+          <w:numId w:val="18"/>
+        </w:numPr>
         <w:tabs>
           <w:tab w:val="left" w:pos="426"/>
           <w:tab w:val="left" w:pos="709"/>
@@ -13183,7 +13188,7 @@
         <w:wordWrap w:val="0"/>
         <w:topLinePunct/>
         <w:spacing w:line="400" w:lineRule="exact"/>
-        <w:ind w:leftChars="355" w:left="1274" w:hangingChars="100" w:hanging="280"/>
+        <w:ind w:leftChars="0"/>
         <w:jc w:val="both"/>
         <w:textAlignment w:val="auto"/>
         <w:rPr>
@@ -13196,7 +13201,7 @@
           <w:rFonts w:ascii="標楷體" w:hAnsi="標楷體" w:hint="eastAsia"/>
           <w:szCs w:val="28"/>
         </w:rPr>
-        <w:t>1.廠商登記或設立證明：</w:t>
+        <w:t>廠商登記或設立證明：</w:t>
       </w:r>
       <w:r>
         <w:rPr>
@@ -13204,12 +13209,30 @@
           <w:szCs w:val="28"/>
           <w:u w:val="single"/>
         </w:rPr>
-        <w:t xml:space="preserve">  僅須任一項符合  </w:t>
-      </w:r>
+        <w:t xml:space="preserve">  </w:t>
+      </w:r>
+      <w:proofErr w:type="gramStart"/>
       <w:r>
         <w:rPr>
           <w:rFonts w:ascii="標楷體" w:hAnsi="標楷體" w:hint="eastAsia"/>
           <w:szCs w:val="28"/>
+          <w:u w:val="single"/>
+        </w:rPr>
+        <w:t>僅須任一項</w:t>
+      </w:r>
+      <w:proofErr w:type="gramEnd"/>
+      <w:r>
+        <w:rPr>
+          <w:rFonts w:ascii="標楷體" w:hAnsi="標楷體" w:hint="eastAsia"/>
+          <w:szCs w:val="28"/>
+          <w:u w:val="single"/>
+        </w:rPr>
+        <w:t xml:space="preserve">符合  </w:t>
+      </w:r>
+      <w:r>
+        <w:rPr>
+          <w:rFonts w:ascii="標楷體" w:hAnsi="標楷體" w:hint="eastAsia"/>
+          <w:szCs w:val="28"/>
         </w:rPr>
         <w:t>。(機關應依標的特質、需求勾選，並得複選</w:t>
       </w:r>
@@ -13225,30 +13248,74 @@
           <w:rFonts w:ascii="標楷體" w:hAnsi="標楷體" w:hint="eastAsia"/>
           <w:szCs w:val="28"/>
         </w:rPr>
-        <w:t>且應於本目載明投標廠商須同時符合、部分符合或僅須任一項符合之情形)</w:t>
-      </w:r>
-      <w:bookmarkStart w:id="5" w:name="_GoBack"/>
-      <w:bookmarkEnd w:id="5"/>
-    </w:p>
-    <w:p>
-      <w:pPr>
+        <w:t>且應於</w:t>
+      </w:r>
+      <w:proofErr w:type="gramStart"/>
+      <w:r>
+        <w:rPr>
+          <w:rFonts w:ascii="標楷體" w:hAnsi="標楷體" w:hint="eastAsia"/>
+          <w:szCs w:val="28"/>
+        </w:rPr>
+        <w:t>本目載</w:t>
+      </w:r>
+      <w:proofErr w:type="gramEnd"/>
+      <w:r>
+        <w:rPr>
+          <w:rFonts w:ascii="標楷體" w:hAnsi="標楷體" w:hint="eastAsia"/>
+          <w:szCs w:val="28"/>
+        </w:rPr>
+        <w:t>明投標廠商須同時符合、部分符合或</w:t>
+      </w:r>
+      <w:proofErr w:type="gramStart"/>
+      <w:r>
+        <w:rPr>
+          <w:rFonts w:ascii="標楷體" w:hAnsi="標楷體" w:hint="eastAsia"/>
+          <w:szCs w:val="28"/>
+        </w:rPr>
+        <w:t>僅須任一項</w:t>
+      </w:r>
+      <w:proofErr w:type="gramEnd"/>
+      <w:r>
+        <w:rPr>
+          <w:rFonts w:ascii="標楷體" w:hAnsi="標楷體" w:hint="eastAsia"/>
+          <w:szCs w:val="28"/>
+        </w:rPr>
+        <w:t>符合之情形)</w:t>
+      </w:r>
+    </w:p>
+    <w:p>
+      <w:pPr>
+        <w:tabs>
+          <w:tab w:val="left" w:pos="426"/>
+          <w:tab w:val="left" w:pos="709"/>
+          <w:tab w:val="left" w:pos="851"/>
+        </w:tabs>
         <w:wordWrap w:val="0"/>
         <w:topLinePunct/>
         <w:spacing w:line="400" w:lineRule="exact"/>
+        <w:ind w:leftChars="405" w:left="1134"/>
         <w:jc w:val="both"/>
         <w:textAlignment w:val="auto"/>
         <w:rPr>
           <w:rFonts w:ascii="標楷體" w:hAnsi="標楷體"/>
-          <w:color w:val="FF0000"/>
           <w:szCs w:val="28"/>
         </w:rPr>
       </w:pPr>
       <w:r>
         <w:rPr>
           <w:rFonts w:ascii="標楷體" w:hAnsi="標楷體" w:hint="eastAsia"/>
-          <w:szCs w:val="28"/>
-        </w:rPr>
-        <w:t xml:space="preserve">        </w:t>
+          <w:color w:val="FF0000"/>
+          <w:szCs w:val="28"/>
+        </w:rPr>
+        <w:t>%</w:t>
+      </w:r>
+      <w:r>
+        <w:rPr>
+          <w:rFonts w:ascii="標楷體" w:hAnsi="標楷體"/>
+          <w:color w:val="FF0000"/>
+          <w:szCs w:val="28"/>
+        </w:rPr>
+        <w:t>%廠商A</w:t>
       </w:r>
       <w:r>
         <w:rPr>
@@ -13256,7 +13323,7 @@
           <w:color w:val="FF0000"/>
           <w:szCs w:val="28"/>
         </w:rPr>
-        <w:t>%%廠商A-BOX%%</w:t>
+        <w:t>-BOX%%</w:t>
       </w:r>
       <w:r>
         <w:rPr>
@@ -13264,67 +13331,54 @@
           <w:color w:val="FF0000"/>
           <w:szCs w:val="28"/>
         </w:rPr>
-        <w:t>(1) E101011綜合營造業：</w:t>
+        <w:t xml:space="preserve"> </w:t>
       </w:r>
       <w:r>
         <w:rPr>
           <w:rFonts w:ascii="標楷體" w:hAnsi="標楷體" w:hint="eastAsia"/>
-          <w:color w:val="FF0000"/>
-          <w:szCs w:val="28"/>
-        </w:rPr>
-        <w:t>%%廠商A甲-BOX%%</w:t>
-      </w:r>
-      <w:r>
-        <w:rPr>
-          <w:rFonts w:ascii="標楷體" w:hAnsi="標楷體" w:hint="eastAsia"/>
-          <w:color w:val="FF0000"/>
-          <w:szCs w:val="28"/>
-        </w:rPr>
-        <w:t>甲</w:t>
-      </w:r>
-      <w:r>
-        <w:rPr>
-          <w:rFonts w:ascii="標楷體" w:hAnsi="標楷體" w:hint="eastAsia"/>
-          <w:color w:val="FF0000"/>
-          <w:szCs w:val="28"/>
-        </w:rPr>
-        <w:t>%%廠商A乙-BOX%%</w:t>
-      </w:r>
-      <w:r>
-        <w:rPr>
-          <w:rFonts w:ascii="標楷體" w:hAnsi="標楷體" w:hint="eastAsia"/>
-          <w:color w:val="FF0000"/>
-          <w:szCs w:val="28"/>
-        </w:rPr>
-        <w:t>乙</w:t>
-      </w:r>
-      <w:r>
-        <w:rPr>
-          <w:rFonts w:ascii="標楷體" w:hAnsi="標楷體" w:hint="eastAsia"/>
-          <w:color w:val="FF0000"/>
-          <w:szCs w:val="28"/>
-        </w:rPr>
-        <w:t>%%廠商A丙-BOX%%</w:t>
-      </w:r>
-      <w:r>
-        <w:rPr>
-          <w:rFonts w:ascii="標楷體" w:hAnsi="標楷體" w:hint="eastAsia"/>
-          <w:color w:val="FF0000"/>
-          <w:szCs w:val="28"/>
-        </w:rPr>
-        <w:t>丙等(含以上)</w:t>
-      </w:r>
-    </w:p>
-    <w:p>
-      <w:pPr>
+          <w:szCs w:val="28"/>
+        </w:rPr>
+        <w:t>(</w:t>
+      </w:r>
+      <w:r>
+        <w:rPr>
+          <w:rFonts w:ascii="標楷體" w:hAnsi="標楷體"/>
+          <w:szCs w:val="28"/>
+        </w:rPr>
+        <w:t>1)設立於雲林縣或</w:t>
+      </w:r>
+      <w:proofErr w:type="gramStart"/>
+      <w:r>
+        <w:rPr>
+          <w:rFonts w:ascii="標楷體" w:hAnsi="標楷體"/>
+          <w:szCs w:val="28"/>
+        </w:rPr>
+        <w:t>或</w:t>
+      </w:r>
+      <w:proofErr w:type="gramEnd"/>
+      <w:r>
+        <w:rPr>
+          <w:rFonts w:ascii="標楷體" w:hAnsi="標楷體"/>
+          <w:szCs w:val="28"/>
+        </w:rPr>
+        <w:t>毗鄰縣市之土木包工業，或丙等以上綜合營造業</w:t>
+      </w:r>
+    </w:p>
+    <w:p>
+      <w:pPr>
+        <w:tabs>
+          <w:tab w:val="left" w:pos="426"/>
+          <w:tab w:val="left" w:pos="709"/>
+          <w:tab w:val="left" w:pos="851"/>
+        </w:tabs>
         <w:wordWrap w:val="0"/>
         <w:topLinePunct/>
         <w:spacing w:line="400" w:lineRule="exact"/>
+        <w:ind w:leftChars="405" w:left="1134"/>
         <w:jc w:val="both"/>
         <w:textAlignment w:val="auto"/>
         <w:rPr>
           <w:rFonts w:ascii="標楷體" w:hAnsi="標楷體"/>
-          <w:color w:val="FF0000"/>
           <w:szCs w:val="28"/>
         </w:rPr>
       </w:pPr>
@@ -13334,36 +13388,151 @@
           <w:color w:val="FF0000"/>
           <w:szCs w:val="28"/>
         </w:rPr>
-        <w:t xml:space="preserve">                  a.綜合營造業登記證。</w:t>
-      </w:r>
-    </w:p>
-    <w:p>
-      <w:pPr>
+        <w:t>%</w:t>
+      </w:r>
+      <w:r>
+        <w:rPr>
+          <w:rFonts w:ascii="標楷體" w:hAnsi="標楷體"/>
+          <w:color w:val="FF0000"/>
+          <w:szCs w:val="28"/>
+        </w:rPr>
+        <w:t>%廠商</w:t>
+      </w:r>
+      <w:r>
+        <w:rPr>
+          <w:rFonts w:ascii="標楷體" w:hAnsi="標楷體"/>
+          <w:color w:val="FF0000"/>
+          <w:szCs w:val="28"/>
+        </w:rPr>
+        <w:t>B</w:t>
+      </w:r>
+      <w:r>
+        <w:rPr>
+          <w:rFonts w:ascii="標楷體" w:hAnsi="標楷體" w:hint="eastAsia"/>
+          <w:color w:val="FF0000"/>
+          <w:szCs w:val="28"/>
+        </w:rPr>
+        <w:t>-BOX%%</w:t>
+      </w:r>
+      <w:r>
+        <w:rPr>
+          <w:rFonts w:ascii="標楷體" w:hAnsi="標楷體" w:hint="eastAsia"/>
+          <w:szCs w:val="28"/>
+        </w:rPr>
+        <w:t xml:space="preserve"> (</w:t>
+      </w:r>
+      <w:r>
+        <w:rPr>
+          <w:rFonts w:ascii="標楷體" w:hAnsi="標楷體"/>
+          <w:szCs w:val="28"/>
+        </w:rPr>
+        <w:t>2)</w:t>
+      </w:r>
+      <w:r>
+        <w:rPr>
+          <w:rFonts w:ascii="標楷體" w:hAnsi="標楷體" w:hint="eastAsia"/>
+          <w:szCs w:val="28"/>
+        </w:rPr>
+        <w:t>設立於雲林縣或毗鄰縣市並依營造業法規定辦理資本額增資之土木包工業，或丙等以上綜合營造業</w:t>
+      </w:r>
+    </w:p>
+    <w:p>
+      <w:pPr>
+        <w:tabs>
+          <w:tab w:val="left" w:pos="426"/>
+          <w:tab w:val="left" w:pos="709"/>
+          <w:tab w:val="left" w:pos="851"/>
+        </w:tabs>
         <w:wordWrap w:val="0"/>
         <w:topLinePunct/>
         <w:spacing w:line="400" w:lineRule="exact"/>
+        <w:ind w:leftChars="405" w:left="1134"/>
         <w:jc w:val="both"/>
         <w:textAlignment w:val="auto"/>
         <w:rPr>
+          <w:rFonts w:ascii="標楷體" w:hAnsi="標楷體" w:hint="eastAsia"/>
+          <w:szCs w:val="28"/>
+        </w:rPr>
+      </w:pPr>
+      <w:r>
+        <w:rPr>
+          <w:rFonts w:ascii="標楷體" w:hAnsi="標楷體" w:hint="eastAsia"/>
+          <w:color w:val="FF0000"/>
+          <w:szCs w:val="28"/>
+        </w:rPr>
+        <w:t>%</w:t>
+      </w:r>
+      <w:r>
+        <w:rPr>
           <w:rFonts w:ascii="標楷體" w:hAnsi="標楷體"/>
           <w:color w:val="FF0000"/>
           <w:szCs w:val="28"/>
         </w:rPr>
-      </w:pPr>
+        <w:t>%廠商</w:t>
+      </w:r>
+      <w:r>
+        <w:rPr>
+          <w:rFonts w:ascii="標楷體" w:hAnsi="標楷體"/>
+          <w:color w:val="FF0000"/>
+          <w:szCs w:val="28"/>
+        </w:rPr>
+        <w:t>C</w:t>
+      </w:r>
       <w:r>
         <w:rPr>
           <w:rFonts w:ascii="標楷體" w:hAnsi="標楷體" w:hint="eastAsia"/>
           <w:color w:val="FF0000"/>
           <w:szCs w:val="28"/>
         </w:rPr>
-        <w:t xml:space="preserve">                  b.其他：＿＿＿＿＿＿＿＿。</w:t>
-      </w:r>
-    </w:p>
-    <w:p>
-      <w:pPr>
+        <w:t>-BOX%%</w:t>
+      </w:r>
+      <w:r>
+        <w:rPr>
+          <w:rFonts w:ascii="標楷體" w:hAnsi="標楷體" w:hint="eastAsia"/>
+          <w:szCs w:val="28"/>
+        </w:rPr>
+        <w:t xml:space="preserve"> </w:t>
+      </w:r>
+      <w:r>
+        <w:rPr>
+          <w:rFonts w:ascii="標楷體" w:hAnsi="標楷體" w:hint="eastAsia"/>
+          <w:szCs w:val="28"/>
+        </w:rPr>
+        <w:t>(</w:t>
+      </w:r>
+      <w:r>
+        <w:rPr>
+          <w:rFonts w:ascii="標楷體" w:hAnsi="標楷體"/>
+          <w:szCs w:val="28"/>
+        </w:rPr>
+        <w:t>3</w:t>
+      </w:r>
+      <w:r>
+        <w:rPr>
+          <w:rFonts w:ascii="標楷體" w:hAnsi="標楷體"/>
+          <w:szCs w:val="28"/>
+        </w:rPr>
+        <w:t>)</w:t>
+      </w:r>
+      <w:r>
+        <w:rPr>
+          <w:rFonts w:ascii="標楷體" w:hAnsi="標楷體" w:hint="eastAsia"/>
+          <w:szCs w:val="28"/>
+        </w:rPr>
+        <w:t>丙等以上綜合營造業</w:t>
+      </w:r>
+    </w:p>
+    <w:p>
+      <w:pPr>
+        <w:tabs>
+          <w:tab w:val="left" w:pos="426"/>
+          <w:tab w:val="left" w:pos="709"/>
+          <w:tab w:val="left" w:pos="851"/>
+        </w:tabs>
         <w:wordWrap w:val="0"/>
         <w:topLinePunct/>
         <w:spacing w:line="400" w:lineRule="exact"/>
+        <w:ind w:leftChars="405" w:left="1134"/>
         <w:jc w:val="both"/>
         <w:textAlignment w:val="auto"/>
         <w:rPr>
@@ -13374,16 +13543,83 @@
       <w:r>
         <w:rPr>
           <w:rFonts w:ascii="標楷體" w:hAnsi="標楷體" w:hint="eastAsia"/>
-          <w:szCs w:val="28"/>
-        </w:rPr>
-        <w:t xml:space="preserve">        □(2) 專業營造業：＿＿＿。(代碼及業別由機關於招標文件載明) </w:t>
-      </w:r>
-    </w:p>
-    <w:p>
-      <w:pPr>
+          <w:color w:val="FF0000"/>
+          <w:szCs w:val="28"/>
+        </w:rPr>
+        <w:t>%</w:t>
+      </w:r>
+      <w:r>
+        <w:rPr>
+          <w:rFonts w:ascii="標楷體" w:hAnsi="標楷體"/>
+          <w:color w:val="FF0000"/>
+          <w:szCs w:val="28"/>
+        </w:rPr>
+        <w:t>%廠商</w:t>
+      </w:r>
+      <w:r>
+        <w:rPr>
+          <w:rFonts w:ascii="標楷體" w:hAnsi="標楷體"/>
+          <w:color w:val="FF0000"/>
+          <w:szCs w:val="28"/>
+        </w:rPr>
+        <w:t>D</w:t>
+      </w:r>
+      <w:r>
+        <w:rPr>
+          <w:rFonts w:ascii="標楷體" w:hAnsi="標楷體" w:hint="eastAsia"/>
+          <w:color w:val="FF0000"/>
+          <w:szCs w:val="28"/>
+        </w:rPr>
+        <w:t>-BOX%%</w:t>
+      </w:r>
+      <w:r>
+        <w:rPr>
+          <w:rFonts w:ascii="標楷體" w:hAnsi="標楷體" w:hint="eastAsia"/>
+          <w:color w:val="FF0000"/>
+          <w:szCs w:val="28"/>
+        </w:rPr>
+        <w:t xml:space="preserve"> </w:t>
+      </w:r>
+      <w:r>
+        <w:rPr>
+          <w:rFonts w:ascii="標楷體" w:hAnsi="標楷體" w:hint="eastAsia"/>
+          <w:szCs w:val="28"/>
+        </w:rPr>
+        <w:t>(</w:t>
+      </w:r>
+      <w:r>
+        <w:rPr>
+          <w:rFonts w:ascii="標楷體" w:hAnsi="標楷體"/>
+          <w:szCs w:val="28"/>
+        </w:rPr>
+        <w:t>4</w:t>
+      </w:r>
+      <w:r>
+        <w:rPr>
+          <w:rFonts w:ascii="標楷體" w:hAnsi="標楷體"/>
+          <w:szCs w:val="28"/>
+        </w:rPr>
+        <w:t>)</w:t>
+      </w:r>
+      <w:r>
+        <w:rPr>
+          <w:rFonts w:ascii="標楷體" w:hAnsi="標楷體" w:hint="eastAsia"/>
+          <w:szCs w:val="28"/>
+        </w:rPr>
+        <w:t>依營造業法規定辦理資本額增資之丙等綜合營造業，或乙等以上綜合營造業</w:t>
+      </w:r>
+    </w:p>
+    <w:p>
+      <w:pPr>
+        <w:tabs>
+          <w:tab w:val="left" w:pos="426"/>
+          <w:tab w:val="left" w:pos="709"/>
+          <w:tab w:val="left" w:pos="851"/>
+        </w:tabs>
         <w:wordWrap w:val="0"/>
         <w:topLinePunct/>
         <w:spacing w:line="400" w:lineRule="exact"/>
+        <w:ind w:leftChars="405" w:left="1134"/>
         <w:jc w:val="both"/>
         <w:textAlignment w:val="auto"/>
         <w:rPr>
@@ -13394,16 +13630,83 @@
       <w:r>
         <w:rPr>
           <w:rFonts w:ascii="標楷體" w:hAnsi="標楷體" w:hint="eastAsia"/>
-          <w:szCs w:val="28"/>
-        </w:rPr>
-        <w:t xml:space="preserve">                  a.專業營造業登記證。</w:t>
-      </w:r>
-    </w:p>
-    <w:p>
-      <w:pPr>
+          <w:color w:val="FF0000"/>
+          <w:szCs w:val="28"/>
+        </w:rPr>
+        <w:lastRenderedPageBreak/>
+        <w:t>%</w:t>
+      </w:r>
+      <w:r>
+        <w:rPr>
+          <w:rFonts w:ascii="標楷體" w:hAnsi="標楷體"/>
+          <w:color w:val="FF0000"/>
+          <w:szCs w:val="28"/>
+        </w:rPr>
+        <w:t>%廠商</w:t>
+      </w:r>
+      <w:r>
+        <w:rPr>
+          <w:rFonts w:ascii="標楷體" w:hAnsi="標楷體"/>
+          <w:color w:val="FF0000"/>
+          <w:szCs w:val="28"/>
+        </w:rPr>
+        <w:t>E</w:t>
+      </w:r>
+      <w:r>
+        <w:rPr>
+          <w:rFonts w:ascii="標楷體" w:hAnsi="標楷體" w:hint="eastAsia"/>
+          <w:color w:val="FF0000"/>
+          <w:szCs w:val="28"/>
+        </w:rPr>
+        <w:t>-BOX%%</w:t>
+      </w:r>
+      <w:r>
+        <w:rPr>
+          <w:rFonts w:ascii="標楷體" w:hAnsi="標楷體" w:hint="eastAsia"/>
+          <w:szCs w:val="28"/>
+        </w:rPr>
+        <w:t xml:space="preserve"> </w:t>
+      </w:r>
+      <w:r>
+        <w:rPr>
+          <w:rFonts w:ascii="標楷體" w:hAnsi="標楷體" w:hint="eastAsia"/>
+          <w:szCs w:val="28"/>
+        </w:rPr>
+        <w:t>(</w:t>
+      </w:r>
+      <w:r>
+        <w:rPr>
+          <w:rFonts w:ascii="標楷體" w:hAnsi="標楷體"/>
+          <w:szCs w:val="28"/>
+        </w:rPr>
+        <w:t>5</w:t>
+      </w:r>
+      <w:r>
+        <w:rPr>
+          <w:rFonts w:ascii="標楷體" w:hAnsi="標楷體"/>
+          <w:szCs w:val="28"/>
+        </w:rPr>
+        <w:t>)</w:t>
+      </w:r>
+      <w:r>
+        <w:rPr>
+          <w:rFonts w:ascii="標楷體" w:hAnsi="標楷體" w:hint="eastAsia"/>
+          <w:szCs w:val="28"/>
+        </w:rPr>
+        <w:t>乙等以上綜合營造業</w:t>
+      </w:r>
+    </w:p>
+    <w:p>
+      <w:pPr>
+        <w:tabs>
+          <w:tab w:val="left" w:pos="426"/>
+          <w:tab w:val="left" w:pos="709"/>
+          <w:tab w:val="left" w:pos="851"/>
+        </w:tabs>
         <w:wordWrap w:val="0"/>
         <w:topLinePunct/>
         <w:spacing w:line="400" w:lineRule="exact"/>
+        <w:ind w:leftChars="405" w:left="1134"/>
         <w:jc w:val="both"/>
         <w:textAlignment w:val="auto"/>
         <w:rPr>
@@ -13414,66 +13717,155 @@
       <w:r>
         <w:rPr>
           <w:rFonts w:ascii="標楷體" w:hAnsi="標楷體" w:hint="eastAsia"/>
-          <w:szCs w:val="28"/>
-        </w:rPr>
-        <w:t xml:space="preserve">                  b.其他：＿＿＿＿＿＿＿＿。</w:t>
-      </w:r>
-    </w:p>
-    <w:p>
-      <w:pPr>
+          <w:color w:val="FF0000"/>
+          <w:szCs w:val="28"/>
+        </w:rPr>
+        <w:t>%</w:t>
+      </w:r>
+      <w:r>
+        <w:rPr>
+          <w:rFonts w:ascii="標楷體" w:hAnsi="標楷體"/>
+          <w:color w:val="FF0000"/>
+          <w:szCs w:val="28"/>
+        </w:rPr>
+        <w:t>%廠商</w:t>
+      </w:r>
+      <w:r>
+        <w:rPr>
+          <w:rFonts w:ascii="標楷體" w:hAnsi="標楷體"/>
+          <w:color w:val="FF0000"/>
+          <w:szCs w:val="28"/>
+        </w:rPr>
+        <w:t>F</w:t>
+      </w:r>
+      <w:r>
+        <w:rPr>
+          <w:rFonts w:ascii="標楷體" w:hAnsi="標楷體" w:hint="eastAsia"/>
+          <w:color w:val="FF0000"/>
+          <w:szCs w:val="28"/>
+        </w:rPr>
+        <w:t>-BOX%%</w:t>
+      </w:r>
+      <w:r>
+        <w:rPr>
+          <w:rFonts w:ascii="標楷體" w:hAnsi="標楷體" w:hint="eastAsia"/>
+          <w:szCs w:val="28"/>
+        </w:rPr>
+        <w:t xml:space="preserve"> </w:t>
+      </w:r>
+      <w:r>
+        <w:rPr>
+          <w:rFonts w:ascii="標楷體" w:hAnsi="標楷體" w:hint="eastAsia"/>
+          <w:szCs w:val="28"/>
+        </w:rPr>
+        <w:t>(</w:t>
+      </w:r>
+      <w:r>
+        <w:rPr>
+          <w:rFonts w:ascii="標楷體" w:hAnsi="標楷體"/>
+          <w:szCs w:val="28"/>
+        </w:rPr>
+        <w:t>6</w:t>
+      </w:r>
+      <w:r>
+        <w:rPr>
+          <w:rFonts w:ascii="標楷體" w:hAnsi="標楷體"/>
+          <w:szCs w:val="28"/>
+        </w:rPr>
+        <w:t>)</w:t>
+      </w:r>
+      <w:r>
+        <w:rPr>
+          <w:rFonts w:ascii="標楷體" w:hAnsi="標楷體" w:hint="eastAsia"/>
+          <w:szCs w:val="28"/>
+        </w:rPr>
+        <w:t>依營造業法規定辦理資本額增資之乙等綜合營造業，或甲等以上綜合營造業</w:t>
+      </w:r>
+    </w:p>
+    <w:p>
+      <w:pPr>
+        <w:tabs>
+          <w:tab w:val="left" w:pos="426"/>
+          <w:tab w:val="left" w:pos="709"/>
+          <w:tab w:val="left" w:pos="851"/>
+        </w:tabs>
         <w:wordWrap w:val="0"/>
         <w:topLinePunct/>
         <w:spacing w:line="400" w:lineRule="exact"/>
+        <w:ind w:leftChars="405" w:left="1134"/>
+        <w:jc w:val="both"/>
         <w:textAlignment w:val="auto"/>
         <w:rPr>
+          <w:rFonts w:ascii="標楷體" w:hAnsi="標楷體" w:hint="eastAsia"/>
+          <w:szCs w:val="28"/>
+        </w:rPr>
+      </w:pPr>
+      <w:r>
+        <w:rPr>
+          <w:rFonts w:ascii="標楷體" w:hAnsi="標楷體" w:hint="eastAsia"/>
+          <w:color w:val="FF0000"/>
+          <w:szCs w:val="28"/>
+        </w:rPr>
+        <w:t>%</w:t>
+      </w:r>
+      <w:r>
+        <w:rPr>
           <w:rFonts w:ascii="標楷體" w:hAnsi="標楷體"/>
-          <w:szCs w:val="28"/>
-        </w:rPr>
-      </w:pPr>
+          <w:color w:val="FF0000"/>
+          <w:szCs w:val="28"/>
+        </w:rPr>
+        <w:t>%廠商</w:t>
+      </w:r>
+      <w:r>
+        <w:rPr>
+          <w:rFonts w:ascii="標楷體" w:hAnsi="標楷體"/>
+          <w:color w:val="FF0000"/>
+          <w:szCs w:val="28"/>
+        </w:rPr>
+        <w:t>G</w:t>
+      </w:r>
       <w:r>
         <w:rPr>
           <w:rFonts w:ascii="標楷體" w:hAnsi="標楷體" w:hint="eastAsia"/>
-          <w:szCs w:val="28"/>
-        </w:rPr>
-        <w:lastRenderedPageBreak/>
-        <w:t xml:space="preserve">        </w:t>
+          <w:color w:val="FF0000"/>
+          <w:szCs w:val="28"/>
+        </w:rPr>
+        <w:t>-BOX%%</w:t>
       </w:r>
       <w:r>
         <w:rPr>
           <w:rFonts w:ascii="標楷體" w:hAnsi="標楷體" w:hint="eastAsia"/>
-          <w:color w:val="FF0000"/>
-          <w:szCs w:val="28"/>
-        </w:rPr>
-        <w:t>%%廠商B土包-BOX%%</w:t>
+          <w:szCs w:val="28"/>
+        </w:rPr>
+        <w:t xml:space="preserve"> </w:t>
       </w:r>
       <w:r>
         <w:rPr>
           <w:rFonts w:ascii="標楷體" w:hAnsi="標楷體" w:hint="eastAsia"/>
-          <w:color w:val="FF0000"/>
-          <w:szCs w:val="28"/>
-        </w:rPr>
-        <w:t xml:space="preserve"> </w:t>
+          <w:szCs w:val="28"/>
+        </w:rPr>
+        <w:t>(</w:t>
+      </w:r>
+      <w:r>
+        <w:rPr>
+          <w:rFonts w:ascii="標楷體" w:hAnsi="標楷體"/>
+          <w:szCs w:val="28"/>
+        </w:rPr>
+        <w:t>7</w:t>
+      </w:r>
+      <w:r>
+        <w:rPr>
+          <w:rFonts w:ascii="標楷體" w:hAnsi="標楷體"/>
+          <w:szCs w:val="28"/>
+        </w:rPr>
+        <w:t>)</w:t>
       </w:r>
       <w:r>
         <w:rPr>
           <w:rFonts w:ascii="標楷體" w:hAnsi="標楷體" w:hint="eastAsia"/>
           <w:szCs w:val="28"/>
         </w:rPr>
-        <w:t xml:space="preserve"> </w:t>
-      </w:r>
-      <w:r>
-        <w:rPr>
-          <w:rFonts w:ascii="標楷體" w:hAnsi="標楷體" w:hint="eastAsia"/>
-          <w:szCs w:val="28"/>
-        </w:rPr>
-        <w:t>(3) E102011土木包工業</w:t>
-      </w:r>
-      <w:r>
-        <w:rPr>
-          <w:rFonts w:ascii="標楷體" w:hAnsi="標楷體" w:hint="eastAsia"/>
-          <w:sz w:val="20"/>
-        </w:rPr>
-        <w:t>(限登記於雲林縣、嘉義縣、南投縣及彰化縣之業者)：</w:t>
+        <w:t>甲等綜合營造業</w:t>
       </w:r>
     </w:p>
     <w:p>
@@ -13493,56 +13885,35 @@
           <w:rFonts w:ascii="標楷體" w:hAnsi="標楷體" w:hint="eastAsia"/>
           <w:szCs w:val="28"/>
         </w:rPr>
-        <w:t xml:space="preserve">                  a.土木包工業登記證。</w:t>
-      </w:r>
-    </w:p>
-    <w:p>
-      <w:pPr>
-        <w:wordWrap w:val="0"/>
-        <w:topLinePunct/>
-        <w:spacing w:line="400" w:lineRule="exact"/>
-        <w:jc w:val="both"/>
-        <w:textAlignment w:val="auto"/>
+        <w:t xml:space="preserve">        </w:t>
+      </w:r>
+      <w:r>
+        <w:rPr>
+          <w:rFonts w:hint="eastAsia"/>
+          <w:color w:val="FF0000"/>
+        </w:rPr>
+        <w:t>■</w:t>
+      </w:r>
+      <w:r>
+        <w:rPr>
+          <w:rFonts w:ascii="標楷體" w:hAnsi="標楷體" w:hint="eastAsia"/>
+          <w:szCs w:val="28"/>
+        </w:rPr>
+        <w:t>(</w:t>
+      </w:r>
+      <w:r>
         <w:rPr>
           <w:rFonts w:ascii="標楷體" w:hAnsi="標楷體"/>
-          <w:color w:val="FF0000"/>
-          <w:szCs w:val="28"/>
-        </w:rPr>
-      </w:pPr>
+          <w:szCs w:val="28"/>
+        </w:rPr>
+        <w:t>8</w:t>
+      </w:r>
       <w:r>
         <w:rPr>
           <w:rFonts w:ascii="標楷體" w:hAnsi="標楷體" w:hint="eastAsia"/>
           <w:szCs w:val="28"/>
         </w:rPr>
-        <w:t xml:space="preserve">                  b.其他：</w:t>
-      </w:r>
-      <w:r>
-        <w:rPr>
-          <w:rFonts w:ascii="標楷體" w:hAnsi="標楷體" w:hint="eastAsia"/>
-          <w:color w:val="FF0000"/>
-          <w:szCs w:val="28"/>
-        </w:rPr>
-        <w:t xml:space="preserve"> </w:t>
-      </w:r>
-    </w:p>
-    <w:p>
-      <w:pPr>
-        <w:wordWrap w:val="0"/>
-        <w:topLinePunct/>
-        <w:spacing w:line="400" w:lineRule="exact"/>
-        <w:jc w:val="both"/>
-        <w:textAlignment w:val="auto"/>
-        <w:rPr>
-          <w:rFonts w:ascii="標楷體" w:hAnsi="標楷體"/>
-          <w:szCs w:val="28"/>
-        </w:rPr>
-      </w:pPr>
-      <w:r>
-        <w:rPr>
-          <w:rFonts w:ascii="標楷體" w:hAnsi="標楷體" w:hint="eastAsia"/>
-          <w:szCs w:val="28"/>
-        </w:rPr>
-        <w:t xml:space="preserve">        □(4) 其他工程類或其他證明文件：</w:t>
+        <w:t>) 其他工程類或其他證明文件：</w:t>
       </w:r>
     </w:p>
     <w:p>
@@ -13583,7 +13954,16 @@
           <w:rFonts w:ascii="標楷體" w:hAnsi="標楷體"/>
           <w:szCs w:val="28"/>
         </w:rPr>
-        <w:t>或列印「全國商工行政服務入口網」（網址：http：//gcis.nat.gov.tw/</w:t>
+        <w:t>或列印「全</w:t>
+      </w:r>
+      <w:bookmarkStart w:id="5" w:name="_GoBack"/>
+      <w:bookmarkEnd w:id="5"/>
+      <w:r>
+        <w:rPr>
+          <w:rFonts w:ascii="標楷體" w:hAnsi="標楷體"/>
+          <w:szCs w:val="28"/>
+        </w:rPr>
+        <w:t>國商工行政服務入口網」（網址：http：//gcis.nat.gov.tw/</w:t>
       </w:r>
       <w:proofErr w:type="spellStart"/>
       <w:r>
@@ -17622,7 +18002,7 @@
         <w:rFonts w:ascii="全真楷書"/>
         <w:noProof/>
       </w:rPr>
-      <w:t>23</w:t>
+      <w:t>18</w:t>
     </w:r>
     <w:r>
       <w:rPr>
@@ -17983,6 +18363,95 @@
     </w:lvl>
   </w:abstractNum>
   <w:abstractNum w:abstractNumId="4" w15:restartNumberingAfterBreak="0">
+    <w:nsid w:val="0E5A4F3F"/>
+    <w:multiLevelType w:val="hybridMultilevel"/>
+    <w:tmpl w:val="3EC4365C"/>
+    <w:lvl w:ilvl="0" w:tplc="17601F68">
+      <w:start w:val="1"/>
+      <w:numFmt w:val="decimal"/>
+      <w:lvlText w:val="%1."/>
+      <w:lvlJc w:val="left"/>
+      <w:pPr>
+        <w:ind w:left="1354" w:hanging="360"/>
+      </w:pPr>
+      <w:rPr>
+        <w:rFonts w:hint="default"/>
+      </w:rPr>
+    </w:lvl>
+    <w:lvl w:ilvl="1" w:tplc="04090019">
+      <w:start w:val="1"/>
+      <w:numFmt w:val="ideographTraditional"/>
+      <w:lvlText w:val="%2、"/>
+      <w:lvlJc w:val="left"/>
+      <w:pPr>
+        <w:ind w:left="1954" w:hanging="480"/>
+      </w:pPr>
+    </w:lvl>
+    <w:lvl w:ilvl="2" w:tplc="0409001B" w:tentative="1">
+      <w:start w:val="1"/>
+      <w:numFmt w:val="lowerRoman"/>
+      <w:lvlText w:val="%3."/>
+      <w:lvlJc w:val="right"/>
+      <w:pPr>
+        <w:ind w:left="2434" w:hanging="480"/>
+      </w:pPr>
+    </w:lvl>
+    <w:lvl w:ilvl="3" w:tplc="0409000F" w:tentative="1">
+      <w:start w:val="1"/>
+      <w:numFmt w:val="decimal"/>
+      <w:lvlText w:val="%4."/>
+      <w:lvlJc w:val="left"/>
+      <w:pPr>
+        <w:ind w:left="2914" w:hanging="480"/>
+      </w:pPr>
+    </w:lvl>
+    <w:lvl w:ilvl="4" w:tplc="04090019" w:tentative="1">
+      <w:start w:val="1"/>
+      <w:numFmt w:val="ideographTraditional"/>
+      <w:lvlText w:val="%5、"/>
+      <w:lvlJc w:val="left"/>
+      <w:pPr>
+        <w:ind w:left="3394" w:hanging="480"/>
+      </w:pPr>
+    </w:lvl>
+    <w:lvl w:ilvl="5" w:tplc="0409001B" w:tentative="1">
+      <w:start w:val="1"/>
+      <w:numFmt w:val="lowerRoman"/>
+      <w:lvlText w:val="%6."/>
+      <w:lvlJc w:val="right"/>
+      <w:pPr>
+        <w:ind w:left="3874" w:hanging="480"/>
+      </w:pPr>
+    </w:lvl>
+    <w:lvl w:ilvl="6" w:tplc="0409000F" w:tentative="1">
+      <w:start w:val="1"/>
+      <w:numFmt w:val="decimal"/>
+      <w:lvlText w:val="%7."/>
+      <w:lvlJc w:val="left"/>
+      <w:pPr>
+        <w:ind w:left="4354" w:hanging="480"/>
+      </w:pPr>
+    </w:lvl>
+    <w:lvl w:ilvl="7" w:tplc="04090019" w:tentative="1">
+      <w:start w:val="1"/>
+      <w:numFmt w:val="ideographTraditional"/>
+      <w:lvlText w:val="%8、"/>
+      <w:lvlJc w:val="left"/>
+      <w:pPr>
+        <w:ind w:left="4834" w:hanging="480"/>
+      </w:pPr>
+    </w:lvl>
+    <w:lvl w:ilvl="8" w:tplc="0409001B" w:tentative="1">
+      <w:start w:val="1"/>
+      <w:numFmt w:val="lowerRoman"/>
+      <w:lvlText w:val="%9."/>
+      <w:lvlJc w:val="right"/>
+      <w:pPr>
+        <w:ind w:left="5314" w:hanging="480"/>
+      </w:pPr>
+    </w:lvl>
+  </w:abstractNum>
+  <w:abstractNum w:abstractNumId="5" w15:restartNumberingAfterBreak="0">
     <w:nsid w:val="138B7094"/>
     <w:multiLevelType w:val="hybridMultilevel"/>
     <w:tmpl w:val="2B6C4AEC"/>
@@ -18098,7 +18567,7 @@
       </w:pPr>
     </w:lvl>
   </w:abstractNum>
-  <w:abstractNum w:abstractNumId="5" w15:restartNumberingAfterBreak="0">
+  <w:abstractNum w:abstractNumId="6" w15:restartNumberingAfterBreak="0">
     <w:nsid w:val="2377458E"/>
     <w:multiLevelType w:val="singleLevel"/>
     <w:tmpl w:val="32DC7A72"/>
@@ -18118,7 +18587,7 @@
       </w:rPr>
     </w:lvl>
   </w:abstractNum>
-  <w:abstractNum w:abstractNumId="6" w15:restartNumberingAfterBreak="0">
+  <w:abstractNum w:abstractNumId="7" w15:restartNumberingAfterBreak="0">
     <w:nsid w:val="264B3AE4"/>
     <w:multiLevelType w:val="singleLevel"/>
     <w:tmpl w:val="E4285454"/>
@@ -18138,7 +18607,7 @@
       </w:rPr>
     </w:lvl>
   </w:abstractNum>
-  <w:abstractNum w:abstractNumId="7" w15:restartNumberingAfterBreak="0">
+  <w:abstractNum w:abstractNumId="8" w15:restartNumberingAfterBreak="0">
     <w:nsid w:val="31DE4F9B"/>
     <w:multiLevelType w:val="singleLevel"/>
     <w:tmpl w:val="8C5C1BC2"/>
@@ -18158,7 +18627,7 @@
       </w:rPr>
     </w:lvl>
   </w:abstractNum>
-  <w:abstractNum w:abstractNumId="8" w15:restartNumberingAfterBreak="0">
+  <w:abstractNum w:abstractNumId="9" w15:restartNumberingAfterBreak="0">
     <w:nsid w:val="353A2B3B"/>
     <w:multiLevelType w:val="singleLevel"/>
     <w:tmpl w:val="8606104C"/>
@@ -18178,7 +18647,7 @@
       </w:rPr>
     </w:lvl>
   </w:abstractNum>
-  <w:abstractNum w:abstractNumId="9" w15:restartNumberingAfterBreak="0">
+  <w:abstractNum w:abstractNumId="10" w15:restartNumberingAfterBreak="0">
     <w:nsid w:val="360A67DA"/>
     <w:multiLevelType w:val="singleLevel"/>
     <w:tmpl w:val="CA56C8B2"/>
@@ -18198,7 +18667,7 @@
       </w:rPr>
     </w:lvl>
   </w:abstractNum>
-  <w:abstractNum w:abstractNumId="10" w15:restartNumberingAfterBreak="0">
+  <w:abstractNum w:abstractNumId="11" w15:restartNumberingAfterBreak="0">
     <w:nsid w:val="49922082"/>
     <w:multiLevelType w:val="hybridMultilevel"/>
     <w:tmpl w:val="0ACCB680"/>
@@ -18338,7 +18807,7 @@
       </w:rPr>
     </w:lvl>
   </w:abstractNum>
-  <w:abstractNum w:abstractNumId="11" w15:restartNumberingAfterBreak="0">
+  <w:abstractNum w:abstractNumId="12" w15:restartNumberingAfterBreak="0">
     <w:nsid w:val="59931CF7"/>
     <w:multiLevelType w:val="singleLevel"/>
     <w:tmpl w:val="DC4E2BB0"/>
@@ -18358,7 +18827,7 @@
       </w:rPr>
     </w:lvl>
   </w:abstractNum>
-  <w:abstractNum w:abstractNumId="12" w15:restartNumberingAfterBreak="0">
+  <w:abstractNum w:abstractNumId="13" w15:restartNumberingAfterBreak="0">
     <w:nsid w:val="5E9A7853"/>
     <w:multiLevelType w:val="hybridMultilevel"/>
     <w:tmpl w:val="8CFC35C6"/>
@@ -18473,7 +18942,7 @@
       </w:pPr>
     </w:lvl>
   </w:abstractNum>
-  <w:abstractNum w:abstractNumId="13" w15:restartNumberingAfterBreak="0">
+  <w:abstractNum w:abstractNumId="14" w15:restartNumberingAfterBreak="0">
     <w:nsid w:val="69CE51E6"/>
     <w:multiLevelType w:val="hybridMultilevel"/>
     <w:tmpl w:val="796EFAB8"/>
@@ -18613,7 +19082,7 @@
       </w:rPr>
     </w:lvl>
   </w:abstractNum>
-  <w:abstractNum w:abstractNumId="14" w15:restartNumberingAfterBreak="0">
+  <w:abstractNum w:abstractNumId="15" w15:restartNumberingAfterBreak="0">
     <w:nsid w:val="7AB250A1"/>
     <w:multiLevelType w:val="singleLevel"/>
     <w:tmpl w:val="B194FB0E"/>
@@ -18636,7 +19105,7 @@
       </w:rPr>
     </w:lvl>
   </w:abstractNum>
-  <w:abstractNum w:abstractNumId="15" w15:restartNumberingAfterBreak="0">
+  <w:abstractNum w:abstractNumId="16" w15:restartNumberingAfterBreak="0">
     <w:nsid w:val="7CB87816"/>
     <w:multiLevelType w:val="singleLevel"/>
     <w:tmpl w:val="8A78A118"/>
@@ -18659,10 +19128,10 @@
     </w:lvl>
   </w:abstractNum>
   <w:num w:numId="1">
-    <w:abstractNumId w:val="14"/>
+    <w:abstractNumId w:val="15"/>
   </w:num>
   <w:num w:numId="2">
-    <w:abstractNumId w:val="14"/>
+    <w:abstractNumId w:val="15"/>
     <w:lvlOverride w:ilvl="0">
       <w:lvl w:ilvl="0">
         <w:start w:val="2"/>
@@ -18684,10 +19153,10 @@
     </w:lvlOverride>
   </w:num>
   <w:num w:numId="3">
-    <w:abstractNumId w:val="15"/>
+    <w:abstractNumId w:val="16"/>
   </w:num>
   <w:num w:numId="4">
-    <w:abstractNumId w:val="5"/>
+    <w:abstractNumId w:val="6"/>
   </w:num>
   <w:num w:numId="5">
     <w:abstractNumId w:val="2"/>
@@ -18696,31 +19165,31 @@
     <w:abstractNumId w:val="3"/>
   </w:num>
   <w:num w:numId="7">
+    <w:abstractNumId w:val="9"/>
+  </w:num>
+  <w:num w:numId="8">
     <w:abstractNumId w:val="8"/>
   </w:num>
-  <w:num w:numId="8">
+  <w:num w:numId="9">
     <w:abstractNumId w:val="7"/>
   </w:num>
-  <w:num w:numId="9">
-    <w:abstractNumId w:val="6"/>
-  </w:num>
   <w:num w:numId="10">
-    <w:abstractNumId w:val="11"/>
+    <w:abstractNumId w:val="12"/>
   </w:num>
   <w:num w:numId="11">
-    <w:abstractNumId w:val="9"/>
+    <w:abstractNumId w:val="10"/>
   </w:num>
   <w:num w:numId="12">
     <w:abstractNumId w:val="1"/>
   </w:num>
   <w:num w:numId="13">
-    <w:abstractNumId w:val="10"/>
+    <w:abstractNumId w:val="11"/>
   </w:num>
   <w:num w:numId="14">
-    <w:abstractNumId w:val="4"/>
+    <w:abstractNumId w:val="5"/>
   </w:num>
   <w:num w:numId="15">
-    <w:abstractNumId w:val="12"/>
+    <w:abstractNumId w:val="13"/>
     <w:lvlOverride w:ilvl="0"/>
     <w:lvlOverride w:ilvl="1">
       <w:startOverride w:val="1"/>
@@ -18751,7 +19220,10 @@
     <w:abstractNumId w:val="0"/>
   </w:num>
   <w:num w:numId="17">
-    <w:abstractNumId w:val="13"/>
+    <w:abstractNumId w:val="14"/>
+  </w:num>
+  <w:num w:numId="18">
+    <w:abstractNumId w:val="4"/>
   </w:num>
 </w:numbering>
 </file>
@@ -19061,7 +19533,6 @@
   <w:style w:type="character" w:default="1" w:styleId="a0">
     <w:name w:val="Default Paragraph Font"/>
     <w:uiPriority w:val="1"/>
-    <w:semiHidden/>
     <w:unhideWhenUsed/>
   </w:style>
   <w:style w:type="table" w:default="1" w:styleId="a1">
@@ -19421,6 +19892,16 @@
       <w:sz w:val="24"/>
     </w:rPr>
   </w:style>
+  <w:style w:type="paragraph" w:styleId="af">
+    <w:name w:val="List Paragraph"/>
+    <w:basedOn w:val="a"/>
+    <w:uiPriority w:val="34"/>
+    <w:qFormat/>
+    <w:rsid w:val="002B19CD"/>
+    <w:pPr>
+      <w:ind w:leftChars="200" w:left="480"/>
+    </w:pPr>
+  </w:style>
 </w:styles>
 </file>
 
@@ -19690,7 +20171,7 @@
 </file>
 
 <file path=customXml/itemProps1.xml><?xml version="1.0" encoding="utf-8"?>
-<ds:datastoreItem xmlns:ds="http://schemas.openxmlformats.org/officeDocument/2006/customXml" ds:itemID="{976C5F20-4CDA-4986-8587-343190D7401A}">
+<ds:datastoreItem xmlns:ds="http://schemas.openxmlformats.org/officeDocument/2006/customXml" ds:itemID="{37FFBBD8-CDA9-42A5-A8BB-6D35CDE06D10}">
   <ds:schemaRefs>
     <ds:schemaRef ds:uri="http://schemas.openxmlformats.org/officeDocument/2006/bibliography"/>
   </ds:schemaRefs>

--- a/frontend/src/廠商投標表單/[一般工程]投標須知-工程會114.3.28版.docx
+++ b/frontend/src/廠商投標表單/[一般工程]投標須知-工程會114.3.28版.docx
@@ -13303,35 +13303,23 @@
       </w:pPr>
       <w:r>
         <w:rPr>
-          <w:rFonts w:ascii="標楷體" w:hAnsi="標楷體" w:hint="eastAsia"/>
-          <w:color w:val="FF0000"/>
-          <w:szCs w:val="28"/>
+          <w:rStyle w:val="af0"/>
+          <w:rFonts w:hint="eastAsia"/>
         </w:rPr>
         <w:t>%</w:t>
       </w:r>
       <w:r>
         <w:rPr>
-          <w:rFonts w:ascii="標楷體" w:hAnsi="標楷體"/>
-          <w:color w:val="FF0000"/>
-          <w:szCs w:val="28"/>
+          <w:rStyle w:val="af0"/>
         </w:rPr>
         <w:t>%廠商A</w:t>
       </w:r>
       <w:r>
         <w:rPr>
-          <w:rFonts w:ascii="標楷體" w:hAnsi="標楷體" w:hint="eastAsia"/>
-          <w:color w:val="FF0000"/>
-          <w:szCs w:val="28"/>
-        </w:rPr>
-        <w:t>-BOX%%</w:t>
-      </w:r>
-      <w:r>
-        <w:rPr>
-          <w:rFonts w:ascii="標楷體" w:hAnsi="標楷體" w:hint="eastAsia"/>
-          <w:color w:val="FF0000"/>
-          <w:szCs w:val="28"/>
-        </w:rPr>
-        <w:t xml:space="preserve"> </w:t>
+          <w:rStyle w:val="af0"/>
+          <w:rFonts w:hint="eastAsia"/>
+        </w:rPr>
+        <w:t xml:space="preserve">-BOX%% </w:t>
       </w:r>
       <w:r>
         <w:rPr>
@@ -13384,56 +13372,53 @@
       </w:pPr>
       <w:r>
         <w:rPr>
+          <w:rStyle w:val="af0"/>
+          <w:rFonts w:hint="eastAsia"/>
+        </w:rPr>
+        <w:t>%</w:t>
+      </w:r>
+      <w:r>
+        <w:rPr>
+          <w:rStyle w:val="af0"/>
+        </w:rPr>
+        <w:t>%廠商B</w:t>
+      </w:r>
+      <w:r>
+        <w:rPr>
+          <w:rStyle w:val="af0"/>
+          <w:rFonts w:hint="eastAsia"/>
+        </w:rPr>
+        <w:t>-BOX%%</w:t>
+      </w:r>
+      <w:r>
+        <w:rPr>
           <w:rFonts w:ascii="標楷體" w:hAnsi="標楷體" w:hint="eastAsia"/>
-          <w:color w:val="FF0000"/>
-          <w:szCs w:val="28"/>
-        </w:rPr>
-        <w:t>%</w:t>
+          <w:szCs w:val="28"/>
+        </w:rPr>
+        <w:t xml:space="preserve"> (</w:t>
       </w:r>
       <w:r>
         <w:rPr>
           <w:rFonts w:ascii="標楷體" w:hAnsi="標楷體"/>
-          <w:color w:val="FF0000"/>
-          <w:szCs w:val="28"/>
-        </w:rPr>
-        <w:t>%廠商</w:t>
-      </w:r>
-      <w:r>
-        <w:rPr>
-          <w:rFonts w:ascii="標楷體" w:hAnsi="標楷體"/>
-          <w:color w:val="FF0000"/>
-          <w:szCs w:val="28"/>
-        </w:rPr>
-        <w:t>B</w:t>
+          <w:szCs w:val="28"/>
+        </w:rPr>
+        <w:t>2)</w:t>
       </w:r>
       <w:r>
         <w:rPr>
           <w:rFonts w:ascii="標楷體" w:hAnsi="標楷體" w:hint="eastAsia"/>
-          <w:color w:val="FF0000"/>
-          <w:szCs w:val="28"/>
-        </w:rPr>
-        <w:t>-BOX%%</w:t>
-      </w:r>
+          <w:szCs w:val="28"/>
+        </w:rPr>
+        <w:t>設立於雲林縣或毗鄰縣市並依營造業法規定辦理資本額增資之土木包工業，或丙</w:t>
+      </w:r>
+      <w:bookmarkStart w:id="5" w:name="_GoBack"/>
+      <w:bookmarkEnd w:id="5"/>
       <w:r>
         <w:rPr>
           <w:rFonts w:ascii="標楷體" w:hAnsi="標楷體" w:hint="eastAsia"/>
           <w:szCs w:val="28"/>
         </w:rPr>
-        <w:t xml:space="preserve"> (</w:t>
-      </w:r>
-      <w:r>
-        <w:rPr>
-          <w:rFonts w:ascii="標楷體" w:hAnsi="標楷體"/>
-          <w:szCs w:val="28"/>
-        </w:rPr>
-        <w:t>2)</w:t>
-      </w:r>
-      <w:r>
-        <w:rPr>
-          <w:rFonts w:ascii="標楷體" w:hAnsi="標楷體" w:hint="eastAsia"/>
-          <w:szCs w:val="28"/>
-        </w:rPr>
-        <w:t>設立於雲林縣或毗鄰縣市並依營造業法規定辦理資本額增資之土木包工業，或丙等以上綜合營造業</w:t>
+        <w:t>等以上綜合營造業</w:t>
       </w:r>
     </w:p>
     <w:p>
@@ -13450,69 +13435,43 @@
         <w:jc w:val="both"/>
         <w:textAlignment w:val="auto"/>
         <w:rPr>
+          <w:rFonts w:ascii="標楷體" w:hAnsi="標楷體"/>
+          <w:szCs w:val="28"/>
+        </w:rPr>
+      </w:pPr>
+      <w:r>
+        <w:rPr>
+          <w:rStyle w:val="af0"/>
+          <w:rFonts w:hint="eastAsia"/>
+        </w:rPr>
+        <w:t>%</w:t>
+      </w:r>
+      <w:r>
+        <w:rPr>
+          <w:rStyle w:val="af0"/>
+        </w:rPr>
+        <w:t>%廠商C</w:t>
+      </w:r>
+      <w:r>
+        <w:rPr>
+          <w:rStyle w:val="af0"/>
+          <w:rFonts w:hint="eastAsia"/>
+        </w:rPr>
+        <w:t>-BOX%%</w:t>
+      </w:r>
+      <w:r>
+        <w:rPr>
           <w:rFonts w:ascii="標楷體" w:hAnsi="標楷體" w:hint="eastAsia"/>
           <w:szCs w:val="28"/>
         </w:rPr>
-      </w:pPr>
-      <w:r>
-        <w:rPr>
-          <w:rFonts w:ascii="標楷體" w:hAnsi="標楷體" w:hint="eastAsia"/>
-          <w:color w:val="FF0000"/>
-          <w:szCs w:val="28"/>
-        </w:rPr>
-        <w:t>%</w:t>
+        <w:t xml:space="preserve"> (</w:t>
       </w:r>
       <w:r>
         <w:rPr>
           <w:rFonts w:ascii="標楷體" w:hAnsi="標楷體"/>
-          <w:color w:val="FF0000"/>
-          <w:szCs w:val="28"/>
-        </w:rPr>
-        <w:t>%廠商</w:t>
-      </w:r>
-      <w:r>
-        <w:rPr>
-          <w:rFonts w:ascii="標楷體" w:hAnsi="標楷體"/>
-          <w:color w:val="FF0000"/>
-          <w:szCs w:val="28"/>
-        </w:rPr>
-        <w:t>C</w:t>
-      </w:r>
-      <w:r>
-        <w:rPr>
-          <w:rFonts w:ascii="標楷體" w:hAnsi="標楷體" w:hint="eastAsia"/>
-          <w:color w:val="FF0000"/>
-          <w:szCs w:val="28"/>
-        </w:rPr>
-        <w:t>-BOX%%</w:t>
-      </w:r>
-      <w:r>
-        <w:rPr>
-          <w:rFonts w:ascii="標楷體" w:hAnsi="標楷體" w:hint="eastAsia"/>
-          <w:szCs w:val="28"/>
-        </w:rPr>
-        <w:t xml:space="preserve"> </w:t>
-      </w:r>
-      <w:r>
-        <w:rPr>
-          <w:rFonts w:ascii="標楷體" w:hAnsi="標楷體" w:hint="eastAsia"/>
-          <w:szCs w:val="28"/>
-        </w:rPr>
-        <w:t>(</w:t>
-      </w:r>
-      <w:r>
-        <w:rPr>
-          <w:rFonts w:ascii="標楷體" w:hAnsi="標楷體"/>
-          <w:szCs w:val="28"/>
-        </w:rPr>
-        <w:t>3</w:t>
-      </w:r>
-      <w:r>
-        <w:rPr>
-          <w:rFonts w:ascii="標楷體" w:hAnsi="標楷體"/>
-          <w:szCs w:val="28"/>
-        </w:rPr>
-        <w:t>)</w:t>
+          <w:szCs w:val="28"/>
+        </w:rPr>
+        <w:t>3)</w:t>
       </w:r>
       <w:r>
         <w:rPr>
@@ -13542,64 +13501,37 @@
       </w:pPr>
       <w:r>
         <w:rPr>
+          <w:rStyle w:val="af0"/>
+          <w:rFonts w:hint="eastAsia"/>
+        </w:rPr>
+        <w:t>%</w:t>
+      </w:r>
+      <w:r>
+        <w:rPr>
+          <w:rStyle w:val="af0"/>
+        </w:rPr>
+        <w:t>%廠商D</w:t>
+      </w:r>
+      <w:r>
+        <w:rPr>
+          <w:rStyle w:val="af0"/>
+          <w:rFonts w:hint="eastAsia"/>
+        </w:rPr>
+        <w:t xml:space="preserve">-BOX%% </w:t>
+      </w:r>
+      <w:r>
+        <w:rPr>
           <w:rFonts w:ascii="標楷體" w:hAnsi="標楷體" w:hint="eastAsia"/>
-          <w:color w:val="FF0000"/>
-          <w:szCs w:val="28"/>
-        </w:rPr>
-        <w:t>%</w:t>
+          <w:szCs w:val="28"/>
+        </w:rPr>
+        <w:t>(</w:t>
       </w:r>
       <w:r>
         <w:rPr>
           <w:rFonts w:ascii="標楷體" w:hAnsi="標楷體"/>
-          <w:color w:val="FF0000"/>
-          <w:szCs w:val="28"/>
-        </w:rPr>
-        <w:t>%廠商</w:t>
-      </w:r>
-      <w:r>
-        <w:rPr>
-          <w:rFonts w:ascii="標楷體" w:hAnsi="標楷體"/>
-          <w:color w:val="FF0000"/>
-          <w:szCs w:val="28"/>
-        </w:rPr>
-        <w:t>D</w:t>
-      </w:r>
-      <w:r>
-        <w:rPr>
-          <w:rFonts w:ascii="標楷體" w:hAnsi="標楷體" w:hint="eastAsia"/>
-          <w:color w:val="FF0000"/>
-          <w:szCs w:val="28"/>
-        </w:rPr>
-        <w:t>-BOX%%</w:t>
-      </w:r>
-      <w:r>
-        <w:rPr>
-          <w:rFonts w:ascii="標楷體" w:hAnsi="標楷體" w:hint="eastAsia"/>
-          <w:color w:val="FF0000"/>
-          <w:szCs w:val="28"/>
-        </w:rPr>
-        <w:t xml:space="preserve"> </w:t>
-      </w:r>
-      <w:r>
-        <w:rPr>
-          <w:rFonts w:ascii="標楷體" w:hAnsi="標楷體" w:hint="eastAsia"/>
-          <w:szCs w:val="28"/>
-        </w:rPr>
-        <w:t>(</w:t>
-      </w:r>
-      <w:r>
-        <w:rPr>
-          <w:rFonts w:ascii="標楷體" w:hAnsi="標楷體"/>
-          <w:szCs w:val="28"/>
-        </w:rPr>
-        <w:t>4</w:t>
-      </w:r>
-      <w:r>
-        <w:rPr>
-          <w:rFonts w:ascii="標楷體" w:hAnsi="標楷體"/>
-          <w:szCs w:val="28"/>
-        </w:rPr>
-        <w:t>)</w:t>
+          <w:szCs w:val="28"/>
+        </w:rPr>
+        <w:t>4)</w:t>
       </w:r>
       <w:r>
         <w:rPr>
@@ -13629,64 +13561,38 @@
       </w:pPr>
       <w:r>
         <w:rPr>
-          <w:rFonts w:ascii="標楷體" w:hAnsi="標楷體" w:hint="eastAsia"/>
-          <w:color w:val="FF0000"/>
-          <w:szCs w:val="28"/>
+          <w:rStyle w:val="af0"/>
+          <w:rFonts w:hint="eastAsia"/>
         </w:rPr>
         <w:lastRenderedPageBreak/>
         <w:t>%</w:t>
       </w:r>
       <w:r>
         <w:rPr>
+          <w:rStyle w:val="af0"/>
+        </w:rPr>
+        <w:t>%廠商E</w:t>
+      </w:r>
+      <w:r>
+        <w:rPr>
+          <w:rStyle w:val="af0"/>
+          <w:rFonts w:hint="eastAsia"/>
+        </w:rPr>
+        <w:t>-BOX%%</w:t>
+      </w:r>
+      <w:r>
+        <w:rPr>
+          <w:rFonts w:ascii="標楷體" w:hAnsi="標楷體" w:hint="eastAsia"/>
+          <w:szCs w:val="28"/>
+        </w:rPr>
+        <w:t xml:space="preserve"> (</w:t>
+      </w:r>
+      <w:r>
+        <w:rPr>
           <w:rFonts w:ascii="標楷體" w:hAnsi="標楷體"/>
-          <w:color w:val="FF0000"/>
-          <w:szCs w:val="28"/>
-        </w:rPr>
-        <w:t>%廠商</w:t>
-      </w:r>
-      <w:r>
-        <w:rPr>
-          <w:rFonts w:ascii="標楷體" w:hAnsi="標楷體"/>
-          <w:color w:val="FF0000"/>
-          <w:szCs w:val="28"/>
-        </w:rPr>
-        <w:t>E</w:t>
-      </w:r>
-      <w:r>
-        <w:rPr>
-          <w:rFonts w:ascii="標楷體" w:hAnsi="標楷體" w:hint="eastAsia"/>
-          <w:color w:val="FF0000"/>
-          <w:szCs w:val="28"/>
-        </w:rPr>
-        <w:t>-BOX%%</w:t>
-      </w:r>
-      <w:r>
-        <w:rPr>
-          <w:rFonts w:ascii="標楷體" w:hAnsi="標楷體" w:hint="eastAsia"/>
-          <w:szCs w:val="28"/>
-        </w:rPr>
-        <w:t xml:space="preserve"> </w:t>
-      </w:r>
-      <w:r>
-        <w:rPr>
-          <w:rFonts w:ascii="標楷體" w:hAnsi="標楷體" w:hint="eastAsia"/>
-          <w:szCs w:val="28"/>
-        </w:rPr>
-        <w:t>(</w:t>
-      </w:r>
-      <w:r>
-        <w:rPr>
-          <w:rFonts w:ascii="標楷體" w:hAnsi="標楷體"/>
-          <w:szCs w:val="28"/>
-        </w:rPr>
-        <w:t>5</w:t>
-      </w:r>
-      <w:r>
-        <w:rPr>
-          <w:rFonts w:ascii="標楷體" w:hAnsi="標楷體"/>
-          <w:szCs w:val="28"/>
-        </w:rPr>
-        <w:t>)</w:t>
+          <w:szCs w:val="28"/>
+        </w:rPr>
+        <w:t>5)</w:t>
       </w:r>
       <w:r>
         <w:rPr>
@@ -13716,63 +13622,37 @@
       </w:pPr>
       <w:r>
         <w:rPr>
+          <w:rStyle w:val="af0"/>
+          <w:rFonts w:hint="eastAsia"/>
+        </w:rPr>
+        <w:t>%</w:t>
+      </w:r>
+      <w:r>
+        <w:rPr>
+          <w:rStyle w:val="af0"/>
+        </w:rPr>
+        <w:t>%廠商F</w:t>
+      </w:r>
+      <w:r>
+        <w:rPr>
+          <w:rStyle w:val="af0"/>
+          <w:rFonts w:hint="eastAsia"/>
+        </w:rPr>
+        <w:t>-BOX%%</w:t>
+      </w:r>
+      <w:r>
+        <w:rPr>
           <w:rFonts w:ascii="標楷體" w:hAnsi="標楷體" w:hint="eastAsia"/>
-          <w:color w:val="FF0000"/>
-          <w:szCs w:val="28"/>
-        </w:rPr>
-        <w:t>%</w:t>
+          <w:szCs w:val="28"/>
+        </w:rPr>
+        <w:t xml:space="preserve"> (</w:t>
       </w:r>
       <w:r>
         <w:rPr>
           <w:rFonts w:ascii="標楷體" w:hAnsi="標楷體"/>
-          <w:color w:val="FF0000"/>
-          <w:szCs w:val="28"/>
-        </w:rPr>
-        <w:t>%廠商</w:t>
-      </w:r>
-      <w:r>
-        <w:rPr>
-          <w:rFonts w:ascii="標楷體" w:hAnsi="標楷體"/>
-          <w:color w:val="FF0000"/>
-          <w:szCs w:val="28"/>
-        </w:rPr>
-        <w:t>F</w:t>
-      </w:r>
-      <w:r>
-        <w:rPr>
-          <w:rFonts w:ascii="標楷體" w:hAnsi="標楷體" w:hint="eastAsia"/>
-          <w:color w:val="FF0000"/>
-          <w:szCs w:val="28"/>
-        </w:rPr>
-        <w:t>-BOX%%</w:t>
-      </w:r>
-      <w:r>
-        <w:rPr>
-          <w:rFonts w:ascii="標楷體" w:hAnsi="標楷體" w:hint="eastAsia"/>
-          <w:szCs w:val="28"/>
-        </w:rPr>
-        <w:t xml:space="preserve"> </w:t>
-      </w:r>
-      <w:r>
-        <w:rPr>
-          <w:rFonts w:ascii="標楷體" w:hAnsi="標楷體" w:hint="eastAsia"/>
-          <w:szCs w:val="28"/>
-        </w:rPr>
-        <w:t>(</w:t>
-      </w:r>
-      <w:r>
-        <w:rPr>
-          <w:rFonts w:ascii="標楷體" w:hAnsi="標楷體"/>
-          <w:szCs w:val="28"/>
-        </w:rPr>
-        <w:t>6</w:t>
-      </w:r>
-      <w:r>
-        <w:rPr>
-          <w:rFonts w:ascii="標楷體" w:hAnsi="標楷體"/>
-          <w:szCs w:val="28"/>
-        </w:rPr>
-        <w:t>)</w:t>
+          <w:szCs w:val="28"/>
+        </w:rPr>
+        <w:t>6)</w:t>
       </w:r>
       <w:r>
         <w:rPr>
@@ -13796,69 +13676,43 @@
         <w:jc w:val="both"/>
         <w:textAlignment w:val="auto"/>
         <w:rPr>
+          <w:rFonts w:ascii="標楷體" w:hAnsi="標楷體"/>
+          <w:szCs w:val="28"/>
+        </w:rPr>
+      </w:pPr>
+      <w:r>
+        <w:rPr>
+          <w:rStyle w:val="af0"/>
+          <w:rFonts w:hint="eastAsia"/>
+        </w:rPr>
+        <w:t>%</w:t>
+      </w:r>
+      <w:r>
+        <w:rPr>
+          <w:rStyle w:val="af0"/>
+        </w:rPr>
+        <w:t>%廠商G</w:t>
+      </w:r>
+      <w:r>
+        <w:rPr>
+          <w:rStyle w:val="af0"/>
+          <w:rFonts w:hint="eastAsia"/>
+        </w:rPr>
+        <w:t>-BOX%%</w:t>
+      </w:r>
+      <w:r>
+        <w:rPr>
           <w:rFonts w:ascii="標楷體" w:hAnsi="標楷體" w:hint="eastAsia"/>
           <w:szCs w:val="28"/>
         </w:rPr>
-      </w:pPr>
-      <w:r>
-        <w:rPr>
-          <w:rFonts w:ascii="標楷體" w:hAnsi="標楷體" w:hint="eastAsia"/>
-          <w:color w:val="FF0000"/>
-          <w:szCs w:val="28"/>
-        </w:rPr>
-        <w:t>%</w:t>
+        <w:t xml:space="preserve"> (</w:t>
       </w:r>
       <w:r>
         <w:rPr>
           <w:rFonts w:ascii="標楷體" w:hAnsi="標楷體"/>
-          <w:color w:val="FF0000"/>
-          <w:szCs w:val="28"/>
-        </w:rPr>
-        <w:t>%廠商</w:t>
-      </w:r>
-      <w:r>
-        <w:rPr>
-          <w:rFonts w:ascii="標楷體" w:hAnsi="標楷體"/>
-          <w:color w:val="FF0000"/>
-          <w:szCs w:val="28"/>
-        </w:rPr>
-        <w:t>G</w:t>
-      </w:r>
-      <w:r>
-        <w:rPr>
-          <w:rFonts w:ascii="標楷體" w:hAnsi="標楷體" w:hint="eastAsia"/>
-          <w:color w:val="FF0000"/>
-          <w:szCs w:val="28"/>
-        </w:rPr>
-        <w:t>-BOX%%</w:t>
-      </w:r>
-      <w:r>
-        <w:rPr>
-          <w:rFonts w:ascii="標楷體" w:hAnsi="標楷體" w:hint="eastAsia"/>
-          <w:szCs w:val="28"/>
-        </w:rPr>
-        <w:t xml:space="preserve"> </w:t>
-      </w:r>
-      <w:r>
-        <w:rPr>
-          <w:rFonts w:ascii="標楷體" w:hAnsi="標楷體" w:hint="eastAsia"/>
-          <w:szCs w:val="28"/>
-        </w:rPr>
-        <w:t>(</w:t>
-      </w:r>
-      <w:r>
-        <w:rPr>
-          <w:rFonts w:ascii="標楷體" w:hAnsi="標楷體"/>
-          <w:szCs w:val="28"/>
-        </w:rPr>
-        <w:t>7</w:t>
-      </w:r>
-      <w:r>
-        <w:rPr>
-          <w:rFonts w:ascii="標楷體" w:hAnsi="標楷體"/>
-          <w:szCs w:val="28"/>
-        </w:rPr>
-        <w:t>)</w:t>
+          <w:szCs w:val="28"/>
+        </w:rPr>
+        <w:t>7)</w:t>
       </w:r>
       <w:r>
         <w:rPr>
@@ -13954,16 +13808,7 @@
           <w:rFonts w:ascii="標楷體" w:hAnsi="標楷體"/>
           <w:szCs w:val="28"/>
         </w:rPr>
-        <w:t>或列印「全</w:t>
-      </w:r>
-      <w:bookmarkStart w:id="5" w:name="_GoBack"/>
-      <w:bookmarkEnd w:id="5"/>
-      <w:r>
-        <w:rPr>
-          <w:rFonts w:ascii="標楷體" w:hAnsi="標楷體"/>
-          <w:szCs w:val="28"/>
-        </w:rPr>
-        <w:t>國商工行政服務入口網」（網址：http：//gcis.nat.gov.tw/</w:t>
+        <w:t>或列印「全國商工行政服務入口網」（網址：http：//gcis.nat.gov.tw/</w:t>
       </w:r>
       <w:proofErr w:type="spellStart"/>
       <w:r>
@@ -18002,7 +17847,7 @@
         <w:rFonts w:ascii="全真楷書"/>
         <w:noProof/>
       </w:rPr>
-      <w:t>18</w:t>
+      <w:t>24</w:t>
     </w:r>
     <w:r>
       <w:rPr>
@@ -19533,6 +19378,7 @@
   <w:style w:type="character" w:default="1" w:styleId="a0">
     <w:name w:val="Default Paragraph Font"/>
     <w:uiPriority w:val="1"/>
+    <w:semiHidden/>
     <w:unhideWhenUsed/>
   </w:style>
   <w:style w:type="table" w:default="1" w:styleId="a1">
@@ -19902,6 +19748,15 @@
       <w:ind w:leftChars="200" w:left="480"/>
     </w:pPr>
   </w:style>
+  <w:style w:type="character" w:customStyle="1" w:styleId="af0">
+    <w:name w:val="樣式 標楷體 紅色"/>
+    <w:basedOn w:val="a0"/>
+    <w:rsid w:val="00A22A6E"/>
+    <w:rPr>
+      <w:rFonts w:ascii="標楷體" w:eastAsia="標楷體" w:hAnsi="標楷體"/>
+      <w:color w:val="FF0000"/>
+    </w:rPr>
+  </w:style>
 </w:styles>
 </file>
 
@@ -20171,7 +20026,7 @@
 </file>
 
 <file path=customXml/itemProps1.xml><?xml version="1.0" encoding="utf-8"?>
-<ds:datastoreItem xmlns:ds="http://schemas.openxmlformats.org/officeDocument/2006/customXml" ds:itemID="{37FFBBD8-CDA9-42A5-A8BB-6D35CDE06D10}">
+<ds:datastoreItem xmlns:ds="http://schemas.openxmlformats.org/officeDocument/2006/customXml" ds:itemID="{56EAA503-9A8C-4150-A21D-3E162D1269A1}">
   <ds:schemaRefs>
     <ds:schemaRef ds:uri="http://schemas.openxmlformats.org/officeDocument/2006/bibliography"/>
   </ds:schemaRefs>

--- a/frontend/src/廠商投標表單/[一般工程]投標須知-工程會114.3.28版.docx
+++ b/frontend/src/廠商投標表單/[一般工程]投標須知-工程會114.3.28版.docx
@@ -6831,7 +6831,6 @@
           <w:u w:val="single"/>
         </w:rPr>
       </w:pPr>
-      <w:proofErr w:type="gramStart"/>
       <w:r>
         <w:rPr>
           <w:rFonts w:hint="eastAsia"/>
@@ -6839,7 +6838,6 @@
         </w:rPr>
         <w:t>█</w:t>
       </w:r>
-      <w:proofErr w:type="gramEnd"/>
       <w:r>
         <w:rPr>
           <w:rFonts w:hint="eastAsia"/>
@@ -11062,23 +11060,7 @@
           <w:rFonts w:hint="eastAsia"/>
           <w:spacing w:val="0"/>
         </w:rPr>
-        <w:t>、植栽工程養護期保證金（僅適用於植栽工程驗收合格後給付全部植栽價金之情形）額度為全部</w:t>
-      </w:r>
-      <w:proofErr w:type="gramStart"/>
-      <w:r>
-        <w:rPr>
-          <w:rFonts w:hint="eastAsia"/>
-          <w:spacing w:val="0"/>
-        </w:rPr>
-        <w:t>植栽價金</w:t>
-      </w:r>
-      <w:proofErr w:type="gramEnd"/>
-      <w:r>
-        <w:rPr>
-          <w:rFonts w:hint="eastAsia"/>
-          <w:spacing w:val="0"/>
-        </w:rPr>
-        <w:t>之</w:t>
+        <w:t>、植栽工程養護期保證金（僅適用於植栽工程驗收合格後給付全部植栽價金之情形）額度為全部植栽價金之</w:t>
       </w:r>
       <w:r>
         <w:rPr>
@@ -11094,39 +11076,7 @@
           <w:rFonts w:hint="eastAsia"/>
           <w:spacing w:val="0"/>
         </w:rPr>
-        <w:t>%</w:t>
-      </w:r>
-      <w:proofErr w:type="gramStart"/>
-      <w:r>
-        <w:rPr>
-          <w:rFonts w:hint="eastAsia"/>
-          <w:spacing w:val="0"/>
-        </w:rPr>
-        <w:t>（</w:t>
-      </w:r>
-      <w:proofErr w:type="gramEnd"/>
-      <w:r>
-        <w:rPr>
-          <w:rFonts w:hint="eastAsia"/>
-          <w:spacing w:val="0"/>
-        </w:rPr>
-        <w:t>由機關於招標時自行填列；未填列者，為25%</w:t>
-      </w:r>
-      <w:proofErr w:type="gramStart"/>
-      <w:r>
-        <w:rPr>
-          <w:rFonts w:hint="eastAsia"/>
-          <w:spacing w:val="0"/>
-        </w:rPr>
-        <w:t>）</w:t>
-      </w:r>
-      <w:proofErr w:type="gramEnd"/>
-      <w:r>
-        <w:rPr>
-          <w:rFonts w:hint="eastAsia"/>
-          <w:spacing w:val="0"/>
-        </w:rPr>
-        <w:t>，於</w:t>
+        <w:t>%（由機關於招標時自行填列；未填列者，為25%），於</w:t>
       </w:r>
       <w:r>
         <w:rPr>
@@ -12468,6 +12418,8 @@
         </w:rPr>
         <w:t>本採購採：</w:t>
       </w:r>
+      <w:bookmarkStart w:id="5" w:name="_GoBack"/>
+      <w:bookmarkEnd w:id="5"/>
     </w:p>
     <w:p>
       <w:pPr>
@@ -13409,16 +13361,7 @@
           <w:rFonts w:ascii="標楷體" w:hAnsi="標楷體" w:hint="eastAsia"/>
           <w:szCs w:val="28"/>
         </w:rPr>
-        <w:t>設立於雲林縣或毗鄰縣市並依營造業法規定辦理資本額增資之土木包工業，或丙</w:t>
-      </w:r>
-      <w:bookmarkStart w:id="5" w:name="_GoBack"/>
-      <w:bookmarkEnd w:id="5"/>
-      <w:r>
-        <w:rPr>
-          <w:rFonts w:ascii="標楷體" w:hAnsi="標楷體" w:hint="eastAsia"/>
-          <w:szCs w:val="28"/>
-        </w:rPr>
-        <w:t>等以上綜合營造業</w:t>
+        <w:t>設立於雲林縣或毗鄰縣市並依營造業法規定辦理資本額增資之土木包工業，或丙等以上綜合營造業</w:t>
       </w:r>
     </w:p>
     <w:p>
@@ -19751,7 +19694,7 @@
   <w:style w:type="character" w:customStyle="1" w:styleId="af0">
     <w:name w:val="樣式 標楷體 紅色"/>
     <w:basedOn w:val="a0"/>
-    <w:rsid w:val="00A22A6E"/>
+    <w:rsid w:val="00A01D9E"/>
     <w:rPr>
       <w:rFonts w:ascii="標楷體" w:eastAsia="標楷體" w:hAnsi="標楷體"/>
       <w:color w:val="FF0000"/>
@@ -20026,7 +19969,7 @@
 </file>
 
 <file path=customXml/itemProps1.xml><?xml version="1.0" encoding="utf-8"?>
-<ds:datastoreItem xmlns:ds="http://schemas.openxmlformats.org/officeDocument/2006/customXml" ds:itemID="{56EAA503-9A8C-4150-A21D-3E162D1269A1}">
+<ds:datastoreItem xmlns:ds="http://schemas.openxmlformats.org/officeDocument/2006/customXml" ds:itemID="{65E06B33-9122-463F-93CF-A1B15E329F33}">
   <ds:schemaRefs>
     <ds:schemaRef ds:uri="http://schemas.openxmlformats.org/officeDocument/2006/bibliography"/>
   </ds:schemaRefs>

--- a/frontend/src/廠商投標表單/[一般工程]投標須知-工程會114.3.28版.docx
+++ b/frontend/src/廠商投標表單/[一般工程]投標須知-工程會114.3.28版.docx
@@ -12418,8 +12418,6 @@
         </w:rPr>
         <w:t>本採購採：</w:t>
       </w:r>
-      <w:bookmarkStart w:id="5" w:name="_GoBack"/>
-      <w:bookmarkEnd w:id="5"/>
     </w:p>
     <w:p>
       <w:pPr>
@@ -13232,57 +13230,59 @@
           <w:rFonts w:ascii="標楷體" w:hAnsi="標楷體" w:hint="eastAsia"/>
           <w:szCs w:val="28"/>
         </w:rPr>
-        <w:t>符合之情形)</w:t>
-      </w:r>
-    </w:p>
-    <w:p>
-      <w:pPr>
-        <w:tabs>
-          <w:tab w:val="left" w:pos="426"/>
-          <w:tab w:val="left" w:pos="709"/>
-          <w:tab w:val="left" w:pos="851"/>
-        </w:tabs>
-        <w:wordWrap w:val="0"/>
-        <w:topLinePunct/>
-        <w:spacing w:line="400" w:lineRule="exact"/>
-        <w:ind w:leftChars="405" w:left="1134"/>
-        <w:jc w:val="both"/>
-        <w:textAlignment w:val="auto"/>
-        <w:rPr>
-          <w:rFonts w:ascii="標楷體" w:hAnsi="標楷體"/>
-          <w:szCs w:val="28"/>
-        </w:rPr>
-      </w:pPr>
-      <w:r>
-        <w:rPr>
-          <w:rStyle w:val="af0"/>
-          <w:rFonts w:hint="eastAsia"/>
+        <w:t>符合之情</w:t>
+      </w:r>
+      <w:bookmarkStart w:id="5" w:name="_GoBack"/>
+      <w:bookmarkEnd w:id="5"/>
+      <w:r>
+        <w:rPr>
+          <w:rFonts w:ascii="標楷體" w:hAnsi="標楷體" w:hint="eastAsia"/>
+          <w:szCs w:val="28"/>
+        </w:rPr>
+        <w:t>形)</w:t>
+      </w:r>
+    </w:p>
+    <w:p>
+      <w:pPr>
+        <w:pStyle w:val="7"/>
+        <w:ind w:left="1134" w:firstLine="0"/>
+        <w:jc w:val="both"/>
+        <w:rPr>
+          <w:szCs w:val="28"/>
+        </w:rPr>
+      </w:pPr>
+      <w:r>
+        <w:rPr>
+          <w:rFonts w:hint="eastAsia"/>
+          <w:color w:val="FF0000"/>
+          <w:spacing w:val="0"/>
         </w:rPr>
         <w:t>%</w:t>
       </w:r>
       <w:r>
         <w:rPr>
-          <w:rStyle w:val="af0"/>
+          <w:color w:val="FF0000"/>
+          <w:spacing w:val="0"/>
         </w:rPr>
         <w:t>%廠商A</w:t>
       </w:r>
       <w:r>
         <w:rPr>
-          <w:rStyle w:val="af0"/>
-          <w:rFonts w:hint="eastAsia"/>
+          <w:rFonts w:hint="eastAsia"/>
+          <w:color w:val="FF0000"/>
+          <w:spacing w:val="0"/>
         </w:rPr>
         <w:t xml:space="preserve">-BOX%% </w:t>
       </w:r>
       <w:r>
         <w:rPr>
-          <w:rFonts w:ascii="標楷體" w:hAnsi="標楷體" w:hint="eastAsia"/>
+          <w:rFonts w:hint="eastAsia"/>
           <w:szCs w:val="28"/>
         </w:rPr>
         <w:t>(</w:t>
       </w:r>
       <w:r>
         <w:rPr>
-          <w:rFonts w:ascii="標楷體" w:hAnsi="標楷體"/>
           <w:szCs w:val="28"/>
         </w:rPr>
         <w:t>1)設立於雲林縣或</w:t>
@@ -13290,7 +13290,6 @@
       <w:proofErr w:type="gramStart"/>
       <w:r>
         <w:rPr>
-          <w:rFonts w:ascii="標楷體" w:hAnsi="標楷體"/>
           <w:szCs w:val="28"/>
         </w:rPr>
         <w:t>或</w:t>
@@ -13298,7 +13297,6 @@
       <w:proofErr w:type="gramEnd"/>
       <w:r>
         <w:rPr>
-          <w:rFonts w:ascii="標楷體" w:hAnsi="標楷體"/>
           <w:szCs w:val="28"/>
         </w:rPr>
         <w:t>毗鄰縣市之土木包工業，或丙等以上綜合營造業</w:t>
@@ -13306,59 +13304,52 @@
     </w:p>
     <w:p>
       <w:pPr>
-        <w:tabs>
-          <w:tab w:val="left" w:pos="426"/>
-          <w:tab w:val="left" w:pos="709"/>
-          <w:tab w:val="left" w:pos="851"/>
-        </w:tabs>
-        <w:wordWrap w:val="0"/>
-        <w:topLinePunct/>
-        <w:spacing w:line="400" w:lineRule="exact"/>
-        <w:ind w:leftChars="405" w:left="1134"/>
-        <w:jc w:val="both"/>
-        <w:textAlignment w:val="auto"/>
-        <w:rPr>
-          <w:rFonts w:ascii="標楷體" w:hAnsi="標楷體"/>
-          <w:szCs w:val="28"/>
-        </w:rPr>
-      </w:pPr>
-      <w:r>
-        <w:rPr>
-          <w:rStyle w:val="af0"/>
-          <w:rFonts w:hint="eastAsia"/>
+        <w:pStyle w:val="7"/>
+        <w:ind w:left="1134" w:firstLine="0"/>
+        <w:jc w:val="both"/>
+        <w:rPr>
+          <w:szCs w:val="28"/>
+        </w:rPr>
+      </w:pPr>
+      <w:r>
+        <w:rPr>
+          <w:rFonts w:hint="eastAsia"/>
+          <w:color w:val="FF0000"/>
+          <w:spacing w:val="0"/>
         </w:rPr>
         <w:t>%</w:t>
       </w:r>
       <w:r>
         <w:rPr>
-          <w:rStyle w:val="af0"/>
+          <w:color w:val="FF0000"/>
+          <w:spacing w:val="0"/>
         </w:rPr>
         <w:t>%廠商B</w:t>
       </w:r>
       <w:r>
         <w:rPr>
-          <w:rStyle w:val="af0"/>
-          <w:rFonts w:hint="eastAsia"/>
+          <w:rFonts w:hint="eastAsia"/>
+          <w:color w:val="FF0000"/>
+          <w:spacing w:val="0"/>
         </w:rPr>
         <w:t>-BOX%%</w:t>
       </w:r>
       <w:r>
         <w:rPr>
-          <w:rFonts w:ascii="標楷體" w:hAnsi="標楷體" w:hint="eastAsia"/>
+          <w:rFonts w:hint="eastAsia"/>
           <w:szCs w:val="28"/>
         </w:rPr>
         <w:t xml:space="preserve"> (</w:t>
       </w:r>
       <w:r>
         <w:rPr>
-          <w:rFonts w:ascii="標楷體" w:hAnsi="標楷體"/>
           <w:szCs w:val="28"/>
         </w:rPr>
         <w:t>2)</w:t>
       </w:r>
       <w:r>
         <w:rPr>
-          <w:rFonts w:ascii="標楷體" w:hAnsi="標楷體" w:hint="eastAsia"/>
+          <w:rFonts w:hint="eastAsia"/>
           <w:szCs w:val="28"/>
         </w:rPr>
         <w:t>設立於雲林縣或毗鄰縣市並依營造業法規定辦理資本額增資之土木包工業，或丙等以上綜合營造業</w:t>
@@ -13366,59 +13357,52 @@
     </w:p>
     <w:p>
       <w:pPr>
-        <w:tabs>
-          <w:tab w:val="left" w:pos="426"/>
-          <w:tab w:val="left" w:pos="709"/>
-          <w:tab w:val="left" w:pos="851"/>
-        </w:tabs>
-        <w:wordWrap w:val="0"/>
-        <w:topLinePunct/>
-        <w:spacing w:line="400" w:lineRule="exact"/>
-        <w:ind w:leftChars="405" w:left="1134"/>
-        <w:jc w:val="both"/>
-        <w:textAlignment w:val="auto"/>
-        <w:rPr>
-          <w:rFonts w:ascii="標楷體" w:hAnsi="標楷體"/>
-          <w:szCs w:val="28"/>
-        </w:rPr>
-      </w:pPr>
-      <w:r>
-        <w:rPr>
-          <w:rStyle w:val="af0"/>
-          <w:rFonts w:hint="eastAsia"/>
+        <w:pStyle w:val="7"/>
+        <w:ind w:left="1134" w:firstLine="0"/>
+        <w:jc w:val="both"/>
+        <w:rPr>
+          <w:szCs w:val="28"/>
+        </w:rPr>
+      </w:pPr>
+      <w:r>
+        <w:rPr>
+          <w:rFonts w:hint="eastAsia"/>
+          <w:color w:val="FF0000"/>
+          <w:spacing w:val="0"/>
         </w:rPr>
         <w:t>%</w:t>
       </w:r>
       <w:r>
         <w:rPr>
-          <w:rStyle w:val="af0"/>
+          <w:color w:val="FF0000"/>
+          <w:spacing w:val="0"/>
         </w:rPr>
         <w:t>%廠商C</w:t>
       </w:r>
       <w:r>
         <w:rPr>
-          <w:rStyle w:val="af0"/>
-          <w:rFonts w:hint="eastAsia"/>
+          <w:rFonts w:hint="eastAsia"/>
+          <w:color w:val="FF0000"/>
+          <w:spacing w:val="0"/>
         </w:rPr>
         <w:t>-BOX%%</w:t>
       </w:r>
       <w:r>
         <w:rPr>
-          <w:rFonts w:ascii="標楷體" w:hAnsi="標楷體" w:hint="eastAsia"/>
+          <w:rFonts w:hint="eastAsia"/>
           <w:szCs w:val="28"/>
         </w:rPr>
         <w:t xml:space="preserve"> (</w:t>
       </w:r>
       <w:r>
         <w:rPr>
-          <w:rFonts w:ascii="標楷體" w:hAnsi="標楷體"/>
           <w:szCs w:val="28"/>
         </w:rPr>
         <w:t>3)</w:t>
       </w:r>
       <w:r>
         <w:rPr>
-          <w:rFonts w:ascii="標楷體" w:hAnsi="標楷體" w:hint="eastAsia"/>
+          <w:rFonts w:hint="eastAsia"/>
           <w:szCs w:val="28"/>
         </w:rPr>
         <w:t>丙等以上綜合營造業</w:t>
@@ -13426,59 +13410,52 @@
     </w:p>
     <w:p>
       <w:pPr>
-        <w:tabs>
-          <w:tab w:val="left" w:pos="426"/>
-          <w:tab w:val="left" w:pos="709"/>
-          <w:tab w:val="left" w:pos="851"/>
-        </w:tabs>
-        <w:wordWrap w:val="0"/>
-        <w:topLinePunct/>
-        <w:spacing w:line="400" w:lineRule="exact"/>
-        <w:ind w:leftChars="405" w:left="1134"/>
-        <w:jc w:val="both"/>
-        <w:textAlignment w:val="auto"/>
-        <w:rPr>
-          <w:rFonts w:ascii="標楷體" w:hAnsi="標楷體"/>
-          <w:szCs w:val="28"/>
-        </w:rPr>
-      </w:pPr>
-      <w:r>
-        <w:rPr>
-          <w:rStyle w:val="af0"/>
-          <w:rFonts w:hint="eastAsia"/>
+        <w:pStyle w:val="7"/>
+        <w:ind w:left="1134" w:firstLine="0"/>
+        <w:jc w:val="both"/>
+        <w:rPr>
+          <w:szCs w:val="28"/>
+        </w:rPr>
+      </w:pPr>
+      <w:r>
+        <w:rPr>
+          <w:rFonts w:hint="eastAsia"/>
+          <w:color w:val="FF0000"/>
+          <w:spacing w:val="0"/>
         </w:rPr>
         <w:t>%</w:t>
       </w:r>
       <w:r>
         <w:rPr>
-          <w:rStyle w:val="af0"/>
+          <w:color w:val="FF0000"/>
+          <w:spacing w:val="0"/>
         </w:rPr>
         <w:t>%廠商D</w:t>
       </w:r>
       <w:r>
         <w:rPr>
-          <w:rStyle w:val="af0"/>
-          <w:rFonts w:hint="eastAsia"/>
+          <w:rFonts w:hint="eastAsia"/>
+          <w:color w:val="FF0000"/>
+          <w:spacing w:val="0"/>
         </w:rPr>
         <w:t xml:space="preserve">-BOX%% </w:t>
       </w:r>
       <w:r>
         <w:rPr>
-          <w:rFonts w:ascii="標楷體" w:hAnsi="標楷體" w:hint="eastAsia"/>
+          <w:rFonts w:hint="eastAsia"/>
           <w:szCs w:val="28"/>
         </w:rPr>
         <w:t>(</w:t>
       </w:r>
       <w:r>
         <w:rPr>
-          <w:rFonts w:ascii="標楷體" w:hAnsi="標楷體"/>
           <w:szCs w:val="28"/>
         </w:rPr>
         <w:t>4)</w:t>
       </w:r>
       <w:r>
         <w:rPr>
-          <w:rFonts w:ascii="標楷體" w:hAnsi="標楷體" w:hint="eastAsia"/>
+          <w:rFonts w:hint="eastAsia"/>
           <w:szCs w:val="28"/>
         </w:rPr>
         <w:t>依營造業法規定辦理資本額增資之丙等綜合營造業，或乙等以上綜合營造業</w:t>
@@ -13486,180 +13463,159 @@
     </w:p>
     <w:p>
       <w:pPr>
-        <w:tabs>
-          <w:tab w:val="left" w:pos="426"/>
-          <w:tab w:val="left" w:pos="709"/>
-          <w:tab w:val="left" w:pos="851"/>
-        </w:tabs>
-        <w:wordWrap w:val="0"/>
-        <w:topLinePunct/>
-        <w:spacing w:line="400" w:lineRule="exact"/>
-        <w:ind w:leftChars="405" w:left="1134"/>
-        <w:jc w:val="both"/>
-        <w:textAlignment w:val="auto"/>
-        <w:rPr>
-          <w:rFonts w:ascii="標楷體" w:hAnsi="標楷體"/>
-          <w:szCs w:val="28"/>
-        </w:rPr>
-      </w:pPr>
-      <w:r>
-        <w:rPr>
-          <w:rStyle w:val="af0"/>
-          <w:rFonts w:hint="eastAsia"/>
+        <w:pStyle w:val="7"/>
+        <w:ind w:left="1134" w:firstLine="0"/>
+        <w:jc w:val="both"/>
+        <w:rPr>
+          <w:szCs w:val="28"/>
+        </w:rPr>
+      </w:pPr>
+      <w:r>
+        <w:rPr>
+          <w:rFonts w:hint="eastAsia"/>
+          <w:color w:val="FF0000"/>
+          <w:spacing w:val="0"/>
+        </w:rPr>
+        <w:t>%</w:t>
+      </w:r>
+      <w:r>
+        <w:rPr>
+          <w:color w:val="FF0000"/>
+          <w:spacing w:val="0"/>
+        </w:rPr>
+        <w:t>%廠商E</w:t>
+      </w:r>
+      <w:r>
+        <w:rPr>
+          <w:rFonts w:hint="eastAsia"/>
+          <w:color w:val="FF0000"/>
+          <w:spacing w:val="0"/>
+        </w:rPr>
+        <w:t>-BOX%%</w:t>
+      </w:r>
+      <w:r>
+        <w:rPr>
+          <w:rFonts w:hint="eastAsia"/>
+          <w:szCs w:val="28"/>
+        </w:rPr>
+        <w:t xml:space="preserve"> (</w:t>
+      </w:r>
+      <w:r>
+        <w:rPr>
+          <w:szCs w:val="28"/>
+        </w:rPr>
+        <w:t>5)</w:t>
+      </w:r>
+      <w:r>
+        <w:rPr>
+          <w:rFonts w:hint="eastAsia"/>
+          <w:szCs w:val="28"/>
+        </w:rPr>
+        <w:t>乙等以上綜合營造業</w:t>
+      </w:r>
+    </w:p>
+    <w:p>
+      <w:pPr>
+        <w:pStyle w:val="7"/>
+        <w:ind w:left="1134" w:firstLine="0"/>
+        <w:jc w:val="both"/>
+        <w:rPr>
+          <w:szCs w:val="28"/>
+        </w:rPr>
+      </w:pPr>
+      <w:r>
+        <w:rPr>
+          <w:rFonts w:hint="eastAsia"/>
+          <w:color w:val="FF0000"/>
+          <w:spacing w:val="0"/>
         </w:rPr>
         <w:lastRenderedPageBreak/>
         <w:t>%</w:t>
       </w:r>
       <w:r>
         <w:rPr>
-          <w:rStyle w:val="af0"/>
-        </w:rPr>
-        <w:t>%廠商E</w:t>
-      </w:r>
-      <w:r>
-        <w:rPr>
-          <w:rStyle w:val="af0"/>
-          <w:rFonts w:hint="eastAsia"/>
+          <w:color w:val="FF0000"/>
+          <w:spacing w:val="0"/>
+        </w:rPr>
+        <w:t>%廠商F</w:t>
+      </w:r>
+      <w:r>
+        <w:rPr>
+          <w:rFonts w:hint="eastAsia"/>
+          <w:color w:val="FF0000"/>
+          <w:spacing w:val="0"/>
         </w:rPr>
         <w:t>-BOX%%</w:t>
       </w:r>
       <w:r>
         <w:rPr>
-          <w:rFonts w:ascii="標楷體" w:hAnsi="標楷體" w:hint="eastAsia"/>
+          <w:rFonts w:hint="eastAsia"/>
           <w:szCs w:val="28"/>
         </w:rPr>
         <w:t xml:space="preserve"> (</w:t>
       </w:r>
       <w:r>
         <w:rPr>
-          <w:rFonts w:ascii="標楷體" w:hAnsi="標楷體"/>
-          <w:szCs w:val="28"/>
-        </w:rPr>
-        <w:t>5)</w:t>
-      </w:r>
-      <w:r>
-        <w:rPr>
-          <w:rFonts w:ascii="標楷體" w:hAnsi="標楷體" w:hint="eastAsia"/>
-          <w:szCs w:val="28"/>
-        </w:rPr>
-        <w:t>乙等以上綜合營造業</w:t>
-      </w:r>
-    </w:p>
-    <w:p>
-      <w:pPr>
-        <w:tabs>
-          <w:tab w:val="left" w:pos="426"/>
-          <w:tab w:val="left" w:pos="709"/>
-          <w:tab w:val="left" w:pos="851"/>
-        </w:tabs>
-        <w:wordWrap w:val="0"/>
-        <w:topLinePunct/>
-        <w:spacing w:line="400" w:lineRule="exact"/>
-        <w:ind w:leftChars="405" w:left="1134"/>
-        <w:jc w:val="both"/>
-        <w:textAlignment w:val="auto"/>
-        <w:rPr>
-          <w:rFonts w:ascii="標楷體" w:hAnsi="標楷體"/>
-          <w:szCs w:val="28"/>
-        </w:rPr>
-      </w:pPr>
-      <w:r>
-        <w:rPr>
-          <w:rStyle w:val="af0"/>
-          <w:rFonts w:hint="eastAsia"/>
+          <w:szCs w:val="28"/>
+        </w:rPr>
+        <w:t>6)</w:t>
+      </w:r>
+      <w:r>
+        <w:rPr>
+          <w:rFonts w:hint="eastAsia"/>
+          <w:szCs w:val="28"/>
+        </w:rPr>
+        <w:t>依營造業法規定辦理資本額增資之乙等綜合營造業，或甲等以上綜合營造業</w:t>
+      </w:r>
+    </w:p>
+    <w:p>
+      <w:pPr>
+        <w:pStyle w:val="7"/>
+        <w:ind w:left="1134" w:firstLine="0"/>
+        <w:jc w:val="both"/>
+        <w:rPr>
+          <w:szCs w:val="28"/>
+        </w:rPr>
+      </w:pPr>
+      <w:r>
+        <w:rPr>
+          <w:rFonts w:hint="eastAsia"/>
+          <w:color w:val="FF0000"/>
+          <w:spacing w:val="0"/>
         </w:rPr>
         <w:t>%</w:t>
       </w:r>
       <w:r>
         <w:rPr>
-          <w:rStyle w:val="af0"/>
-        </w:rPr>
-        <w:t>%廠商F</w:t>
-      </w:r>
-      <w:r>
-        <w:rPr>
-          <w:rStyle w:val="af0"/>
-          <w:rFonts w:hint="eastAsia"/>
+          <w:color w:val="FF0000"/>
+          <w:spacing w:val="0"/>
+        </w:rPr>
+        <w:t>%廠商G</w:t>
+      </w:r>
+      <w:r>
+        <w:rPr>
+          <w:rFonts w:hint="eastAsia"/>
+          <w:color w:val="FF0000"/>
+          <w:spacing w:val="0"/>
         </w:rPr>
         <w:t>-BOX%%</w:t>
       </w:r>
       <w:r>
         <w:rPr>
-          <w:rFonts w:ascii="標楷體" w:hAnsi="標楷體" w:hint="eastAsia"/>
+          <w:rFonts w:hint="eastAsia"/>
           <w:szCs w:val="28"/>
         </w:rPr>
         <w:t xml:space="preserve"> (</w:t>
       </w:r>
       <w:r>
         <w:rPr>
-          <w:rFonts w:ascii="標楷體" w:hAnsi="標楷體"/>
-          <w:szCs w:val="28"/>
-        </w:rPr>
-        <w:t>6)</w:t>
-      </w:r>
-      <w:r>
-        <w:rPr>
-          <w:rFonts w:ascii="標楷體" w:hAnsi="標楷體" w:hint="eastAsia"/>
-          <w:szCs w:val="28"/>
-        </w:rPr>
-        <w:t>依營造業法規定辦理資本額增資之乙等綜合營造業，或甲等以上綜合營造業</w:t>
-      </w:r>
-    </w:p>
-    <w:p>
-      <w:pPr>
-        <w:tabs>
-          <w:tab w:val="left" w:pos="426"/>
-          <w:tab w:val="left" w:pos="709"/>
-          <w:tab w:val="left" w:pos="851"/>
-        </w:tabs>
-        <w:wordWrap w:val="0"/>
-        <w:topLinePunct/>
-        <w:spacing w:line="400" w:lineRule="exact"/>
-        <w:ind w:leftChars="405" w:left="1134"/>
-        <w:jc w:val="both"/>
-        <w:textAlignment w:val="auto"/>
-        <w:rPr>
-          <w:rFonts w:ascii="標楷體" w:hAnsi="標楷體"/>
-          <w:szCs w:val="28"/>
-        </w:rPr>
-      </w:pPr>
-      <w:r>
-        <w:rPr>
-          <w:rStyle w:val="af0"/>
-          <w:rFonts w:hint="eastAsia"/>
-        </w:rPr>
-        <w:t>%</w:t>
-      </w:r>
-      <w:r>
-        <w:rPr>
-          <w:rStyle w:val="af0"/>
-        </w:rPr>
-        <w:t>%廠商G</w:t>
-      </w:r>
-      <w:r>
-        <w:rPr>
-          <w:rStyle w:val="af0"/>
-          <w:rFonts w:hint="eastAsia"/>
-        </w:rPr>
-        <w:t>-BOX%%</w:t>
-      </w:r>
-      <w:r>
-        <w:rPr>
-          <w:rFonts w:ascii="標楷體" w:hAnsi="標楷體" w:hint="eastAsia"/>
-          <w:szCs w:val="28"/>
-        </w:rPr>
-        <w:t xml:space="preserve"> (</w:t>
-      </w:r>
-      <w:r>
-        <w:rPr>
-          <w:rFonts w:ascii="標楷體" w:hAnsi="標楷體"/>
           <w:szCs w:val="28"/>
         </w:rPr>
         <w:t>7)</w:t>
       </w:r>
       <w:r>
         <w:rPr>
-          <w:rFonts w:ascii="標楷體" w:hAnsi="標楷體" w:hint="eastAsia"/>
+          <w:rFonts w:hint="eastAsia"/>
           <w:szCs w:val="28"/>
         </w:rPr>
         <w:t>甲等綜合營造業</w:t>
@@ -14042,15 +13998,7 @@
           <w:rFonts w:hint="eastAsia"/>
           <w:spacing w:val="0"/>
         </w:rPr>
-        <w:t>(</w:t>
-      </w:r>
-      <w:r>
-        <w:rPr>
-          <w:rFonts w:hint="eastAsia"/>
-          <w:spacing w:val="0"/>
-        </w:rPr>
-        <w:lastRenderedPageBreak/>
-        <w:t>投資審議司)</w:t>
+        <w:t>(投資審議司)</w:t>
       </w:r>
       <w:r>
         <w:rPr>
@@ -14129,7 +14077,15 @@
           <w:rFonts w:hint="eastAsia"/>
           <w:spacing w:val="0"/>
         </w:rPr>
-        <w:t>（註：適用條約或協定之採購案，如勾選本項者，請依GPA第3條規定，妥適考量本須知第16點之勾選）</w:t>
+        <w:t>（註：適</w:t>
+      </w:r>
+      <w:r>
+        <w:rPr>
+          <w:rFonts w:hint="eastAsia"/>
+          <w:spacing w:val="0"/>
+        </w:rPr>
+        <w:lastRenderedPageBreak/>
+        <w:t>用條約或協定之採購案，如勾選本項者，請依GPA第3條規定，妥適考量本須知第16點之勾選）</w:t>
       </w:r>
       <w:r>
         <w:rPr>
@@ -14536,71 +14492,65 @@
         <w:rPr>
           <w:spacing w:val="0"/>
         </w:rPr>
-        <w:t>採購法第48條第1項第2款「發現有足以影響採購公正之違法或不當行為者」或第50條第1項第7款「其他影響採購公正之違反法令</w:t>
-      </w:r>
+        <w:t>採購法第48條第1項第2款「發現有足以影響採購公正之違法或不當行為者」或第50條第1項第7款「其他影響採購公正之違反法令行為」</w:t>
+      </w:r>
+      <w:r>
+        <w:rPr>
+          <w:spacing w:val="0"/>
+        </w:rPr>
+        <w:t>之規定及行為事實，判斷認定是否有</w:t>
+      </w:r>
+      <w:r>
+        <w:rPr>
+          <w:spacing w:val="0"/>
+        </w:rPr>
+        <w:t>各</w:t>
+      </w:r>
+      <w:r>
+        <w:rPr>
+          <w:spacing w:val="0"/>
+        </w:rPr>
+        <w:t>該款情形後</w:t>
+      </w:r>
+      <w:r>
+        <w:rPr>
+          <w:spacing w:val="0"/>
+        </w:rPr>
+        <w:t>處理：</w:t>
+      </w:r>
+    </w:p>
+    <w:p>
+      <w:pPr>
+        <w:pStyle w:val="7"/>
+        <w:ind w:leftChars="500" w:left="2761"/>
+        <w:jc w:val="both"/>
+        <w:textDirection w:val="lrTbV"/>
+        <w:rPr>
+          <w:spacing w:val="0"/>
+        </w:rPr>
+      </w:pPr>
+      <w:r>
+        <w:rPr>
+          <w:spacing w:val="0"/>
+        </w:rPr>
+        <w:t>一、押標金未附或不符合規定。</w:t>
+      </w:r>
+    </w:p>
+    <w:p>
+      <w:pPr>
+        <w:pStyle w:val="7"/>
+        <w:ind w:leftChars="500" w:left="2761"/>
+        <w:jc w:val="both"/>
+        <w:textDirection w:val="lrTbV"/>
+        <w:rPr>
+          <w:spacing w:val="0"/>
+        </w:rPr>
+      </w:pPr>
       <w:r>
         <w:rPr>
           <w:spacing w:val="0"/>
         </w:rPr>
         <w:lastRenderedPageBreak/>
-        <w:t>行為」</w:t>
-      </w:r>
-      <w:r>
-        <w:rPr>
-          <w:spacing w:val="0"/>
-        </w:rPr>
-        <w:t>之規定及行為事實，判斷認定是否有</w:t>
-      </w:r>
-      <w:r>
-        <w:rPr>
-          <w:spacing w:val="0"/>
-        </w:rPr>
-        <w:t>各</w:t>
-      </w:r>
-      <w:r>
-        <w:rPr>
-          <w:spacing w:val="0"/>
-        </w:rPr>
-        <w:t>該款情形後</w:t>
-      </w:r>
-      <w:r>
-        <w:rPr>
-          <w:spacing w:val="0"/>
-        </w:rPr>
-        <w:t>處理：</w:t>
-      </w:r>
-    </w:p>
-    <w:p>
-      <w:pPr>
-        <w:pStyle w:val="7"/>
-        <w:ind w:leftChars="500" w:left="2761"/>
-        <w:jc w:val="both"/>
-        <w:textDirection w:val="lrTbV"/>
-        <w:rPr>
-          <w:spacing w:val="0"/>
-        </w:rPr>
-      </w:pPr>
-      <w:r>
-        <w:rPr>
-          <w:spacing w:val="0"/>
-        </w:rPr>
-        <w:t>一、押標金未附或不符合規定。</w:t>
-      </w:r>
-    </w:p>
-    <w:p>
-      <w:pPr>
-        <w:pStyle w:val="7"/>
-        <w:ind w:leftChars="500" w:left="2761"/>
-        <w:jc w:val="both"/>
-        <w:textDirection w:val="lrTbV"/>
-        <w:rPr>
-          <w:spacing w:val="0"/>
-        </w:rPr>
-      </w:pPr>
-      <w:r>
-        <w:rPr>
-          <w:spacing w:val="0"/>
-        </w:rPr>
         <w:t>二、投標文件為空白文件、無關文件或標封內空無一物。</w:t>
       </w:r>
     </w:p>
@@ -15293,16 +15243,7 @@
           <w:color w:val="FF0000"/>
           <w:spacing w:val="0"/>
         </w:rPr>
-        <w:t>%%工程地點</w:t>
-      </w:r>
-      <w:r>
-        <w:rPr>
-          <w:rFonts w:hint="eastAsia"/>
-          <w:color w:val="FF0000"/>
-          <w:spacing w:val="0"/>
-        </w:rPr>
-        <w:lastRenderedPageBreak/>
-        <w:t>%%</w:t>
+        <w:t>%%工程地點%%</w:t>
       </w:r>
       <w:r>
         <w:rPr>
@@ -15355,6 +15296,7 @@
         <w:rPr>
           <w:spacing w:val="0"/>
         </w:rPr>
+        <w:lastRenderedPageBreak/>
         <w:t>投標廠商標價幣別：</w:t>
       </w:r>
     </w:p>
@@ -16066,81 +16008,81 @@
         <w:rPr>
           <w:spacing w:val="0"/>
         </w:rPr>
+        <w:t xml:space="preserve">        </w:t>
+      </w:r>
+      <w:r>
+        <w:rPr>
+          <w:rFonts w:hint="eastAsia"/>
+          <w:color w:val="FF0000"/>
+          <w:szCs w:val="28"/>
+        </w:rPr>
+        <w:t>■</w:t>
+      </w:r>
+      <w:r>
+        <w:rPr>
+          <w:spacing w:val="0"/>
+        </w:rPr>
+        <w:t>(7)</w:t>
+      </w:r>
+      <w:r>
+        <w:rPr>
+          <w:spacing w:val="0"/>
+        </w:rPr>
+        <w:t>「</w:t>
+      </w:r>
+      <w:r>
+        <w:rPr>
+          <w:spacing w:val="0"/>
+        </w:rPr>
+        <w:t>廠商參與</w:t>
+      </w:r>
+      <w:r>
+        <w:rPr>
+          <w:rFonts w:hint="eastAsia"/>
+          <w:spacing w:val="0"/>
+          <w:u w:val="single"/>
+        </w:rPr>
+        <w:t>政府採購</w:t>
+      </w:r>
+      <w:r>
+        <w:rPr>
+          <w:spacing w:val="0"/>
+        </w:rPr>
+        <w:t>可能涉及之法律責任」及廠商切結書：</w:t>
+      </w:r>
+    </w:p>
+    <w:p>
+      <w:pPr>
+        <w:pStyle w:val="7"/>
+        <w:ind w:leftChars="600" w:left="2036" w:hangingChars="127" w:hanging="356"/>
+        <w:jc w:val="both"/>
+        <w:textDirection w:val="lrTbV"/>
+        <w:rPr>
+          <w:spacing w:val="0"/>
+        </w:rPr>
+      </w:pPr>
+      <w:r>
+        <w:sym w:font="Wingdings" w:char="F0A8"/>
+      </w:r>
+      <w:r>
+        <w:rPr>
+          <w:spacing w:val="0"/>
+        </w:rPr>
+        <w:t>切結書1</w:t>
+      </w:r>
+    </w:p>
+    <w:p>
+      <w:pPr>
+        <w:pStyle w:val="7"/>
+        <w:ind w:leftChars="600" w:left="2036" w:hangingChars="127" w:hanging="356"/>
+        <w:jc w:val="both"/>
+        <w:textDirection w:val="lrTbV"/>
+        <w:rPr>
+          <w:spacing w:val="0"/>
+        </w:rPr>
+      </w:pPr>
+      <w:r>
         <w:lastRenderedPageBreak/>
-        <w:t xml:space="preserve">        </w:t>
-      </w:r>
-      <w:r>
-        <w:rPr>
-          <w:rFonts w:hint="eastAsia"/>
-          <w:color w:val="FF0000"/>
-          <w:szCs w:val="28"/>
-        </w:rPr>
-        <w:t>■</w:t>
-      </w:r>
-      <w:r>
-        <w:rPr>
-          <w:spacing w:val="0"/>
-        </w:rPr>
-        <w:t>(7)</w:t>
-      </w:r>
-      <w:r>
-        <w:rPr>
-          <w:spacing w:val="0"/>
-        </w:rPr>
-        <w:t>「</w:t>
-      </w:r>
-      <w:r>
-        <w:rPr>
-          <w:spacing w:val="0"/>
-        </w:rPr>
-        <w:t>廠商參與</w:t>
-      </w:r>
-      <w:r>
-        <w:rPr>
-          <w:rFonts w:hint="eastAsia"/>
-          <w:spacing w:val="0"/>
-          <w:u w:val="single"/>
-        </w:rPr>
-        <w:t>政府採購</w:t>
-      </w:r>
-      <w:r>
-        <w:rPr>
-          <w:spacing w:val="0"/>
-        </w:rPr>
-        <w:t>可能涉及之法律責任」及廠商切結書：</w:t>
-      </w:r>
-    </w:p>
-    <w:p>
-      <w:pPr>
-        <w:pStyle w:val="7"/>
-        <w:ind w:leftChars="600" w:left="2036" w:hangingChars="127" w:hanging="356"/>
-        <w:jc w:val="both"/>
-        <w:textDirection w:val="lrTbV"/>
-        <w:rPr>
-          <w:spacing w:val="0"/>
-        </w:rPr>
-      </w:pPr>
-      <w:r>
-        <w:sym w:font="Wingdings" w:char="F0A8"/>
-      </w:r>
-      <w:r>
-        <w:rPr>
-          <w:spacing w:val="0"/>
-        </w:rPr>
-        <w:t>切結書1</w:t>
-      </w:r>
-    </w:p>
-    <w:p>
-      <w:pPr>
-        <w:pStyle w:val="7"/>
-        <w:ind w:leftChars="600" w:left="2036" w:hangingChars="127" w:hanging="356"/>
-        <w:jc w:val="both"/>
-        <w:textDirection w:val="lrTbV"/>
-        <w:rPr>
-          <w:spacing w:val="0"/>
-        </w:rPr>
-      </w:pPr>
-      <w:r>
         <w:sym w:font="Wingdings" w:char="F0A8"/>
       </w:r>
       <w:r>
@@ -16967,14 +16909,7 @@
         <w:rPr>
           <w:spacing w:val="0"/>
         </w:rPr>
-        <w:t>其他須知（請機關自行訂定。例如：採共同投標、統包、替代方案、國內廠商標價優惠、適用或準用最有利標評選作業或優先採購環保產</w:t>
-      </w:r>
-      <w:r>
-        <w:rPr>
-          <w:spacing w:val="0"/>
-        </w:rPr>
-        <w:lastRenderedPageBreak/>
-        <w:t>品等方式辦理者，應注意依相關法規，將應於招標文件載明事項納入。）：</w:t>
+        <w:t>其他須知（請機關自行訂定。例如：採共同投標、統包、替代方案、國內廠商標價優惠、適用或準用最有利標評選作業或優先採購環保產品等方式辦理者，應注意依相關法規，將應於招標文件載明事項納入。）：</w:t>
       </w:r>
     </w:p>
     <w:p>
@@ -16997,6 +16932,7 @@
         <w:rPr>
           <w:spacing w:val="0"/>
         </w:rPr>
+        <w:lastRenderedPageBreak/>
         <w:t>受理廠商檢舉之採購稽核小組連絡電話、傳真及地址與法務部調查局及機關所在地之調查站處（站、組）檢舉電話及信箱：</w:t>
       </w:r>
     </w:p>
@@ -17790,7 +17726,7 @@
         <w:rFonts w:ascii="全真楷書"/>
         <w:noProof/>
       </w:rPr>
-      <w:t>24</w:t>
+      <w:t>18</w:t>
     </w:r>
     <w:r>
       <w:rPr>
@@ -19321,7 +19257,6 @@
   <w:style w:type="character" w:default="1" w:styleId="a0">
     <w:name w:val="Default Paragraph Font"/>
     <w:uiPriority w:val="1"/>
-    <w:semiHidden/>
     <w:unhideWhenUsed/>
   </w:style>
   <w:style w:type="table" w:default="1" w:styleId="a1">
@@ -19969,7 +19904,7 @@
 </file>
 
 <file path=customXml/itemProps1.xml><?xml version="1.0" encoding="utf-8"?>
-<ds:datastoreItem xmlns:ds="http://schemas.openxmlformats.org/officeDocument/2006/customXml" ds:itemID="{65E06B33-9122-463F-93CF-A1B15E329F33}">
+<ds:datastoreItem xmlns:ds="http://schemas.openxmlformats.org/officeDocument/2006/customXml" ds:itemID="{B10BF95E-D68D-40D9-B39D-56DC6DC0A8D2}">
   <ds:schemaRefs>
     <ds:schemaRef ds:uri="http://schemas.openxmlformats.org/officeDocument/2006/bibliography"/>
   </ds:schemaRefs>

--- a/frontend/src/廠商投標表單/[一般工程]投標須知-工程會114.3.28版.docx
+++ b/frontend/src/廠商投標表單/[一般工程]投標須知-工程會114.3.28版.docx
@@ -13230,16 +13230,7 @@
           <w:rFonts w:ascii="標楷體" w:hAnsi="標楷體" w:hint="eastAsia"/>
           <w:szCs w:val="28"/>
         </w:rPr>
-        <w:t>符合之情</w:t>
-      </w:r>
-      <w:bookmarkStart w:id="5" w:name="_GoBack"/>
-      <w:bookmarkEnd w:id="5"/>
-      <w:r>
-        <w:rPr>
-          <w:rFonts w:ascii="標楷體" w:hAnsi="標楷體" w:hint="eastAsia"/>
-          <w:szCs w:val="28"/>
-        </w:rPr>
-        <w:t>形)</w:t>
+        <w:t>符合之情形)</w:t>
       </w:r>
     </w:p>
     <w:p>
@@ -13647,6 +13638,15 @@
         </w:rPr>
         <w:t>■</w:t>
       </w:r>
+      <w:r>
+        <w:rPr>
+          <w:rFonts w:hint="eastAsia"/>
+          <w:color w:val="FF0000"/>
+        </w:rPr>
+        <w:t xml:space="preserve"> </w:t>
+      </w:r>
+      <w:bookmarkStart w:id="5" w:name="_GoBack"/>
+      <w:bookmarkEnd w:id="5"/>
       <w:r>
         <w:rPr>
           <w:rFonts w:ascii="標楷體" w:hAnsi="標楷體" w:hint="eastAsia"/>
@@ -17726,7 +17726,7 @@
         <w:rFonts w:ascii="全真楷書"/>
         <w:noProof/>
       </w:rPr>
-      <w:t>18</w:t>
+      <w:t>24</w:t>
     </w:r>
     <w:r>
       <w:rPr>
@@ -19257,6 +19257,7 @@
   <w:style w:type="character" w:default="1" w:styleId="a0">
     <w:name w:val="Default Paragraph Font"/>
     <w:uiPriority w:val="1"/>
+    <w:semiHidden/>
     <w:unhideWhenUsed/>
   </w:style>
   <w:style w:type="table" w:default="1" w:styleId="a1">
@@ -19904,7 +19905,7 @@
 </file>
 
 <file path=customXml/itemProps1.xml><?xml version="1.0" encoding="utf-8"?>
-<ds:datastoreItem xmlns:ds="http://schemas.openxmlformats.org/officeDocument/2006/customXml" ds:itemID="{B10BF95E-D68D-40D9-B39D-56DC6DC0A8D2}">
+<ds:datastoreItem xmlns:ds="http://schemas.openxmlformats.org/officeDocument/2006/customXml" ds:itemID="{66636484-09B7-45AD-9BB0-2E7C0AE0CECF}">
   <ds:schemaRefs>
     <ds:schemaRef ds:uri="http://schemas.openxmlformats.org/officeDocument/2006/bibliography"/>
   </ds:schemaRefs>

--- a/frontend/src/廠商投標表單/[一般工程]投標須知-工程會114.3.28版.docx
+++ b/frontend/src/廠商投標表單/[一般工程]投標須知-工程會114.3.28版.docx
@@ -13232,6 +13232,8 @@
         </w:rPr>
         <w:t>符合之情形)</w:t>
       </w:r>
+      <w:bookmarkStart w:id="5" w:name="_GoBack"/>
+      <w:bookmarkEnd w:id="5"/>
     </w:p>
     <w:p>
       <w:pPr>
@@ -13290,7 +13292,19 @@
         <w:rPr>
           <w:szCs w:val="28"/>
         </w:rPr>
-        <w:t>毗鄰縣市之土木包工業，或丙等以上綜合營造業</w:t>
+        <w:t>毗鄰縣市</w:t>
+      </w:r>
+      <w:r>
+        <w:rPr>
+          <w:szCs w:val="28"/>
+        </w:rPr>
+        <w:t>(限登記於雲林縣、嘉義縣、南投縣及彰化縣)</w:t>
+      </w:r>
+      <w:r>
+        <w:rPr>
+          <w:szCs w:val="28"/>
+        </w:rPr>
+        <w:t>之土木包工業，或丙等以上綜合營造業</w:t>
       </w:r>
     </w:p>
     <w:p>
@@ -13343,7 +13357,20 @@
           <w:rFonts w:hint="eastAsia"/>
           <w:szCs w:val="28"/>
         </w:rPr>
-        <w:t>設立於雲林縣或毗鄰縣市並依營造業法規定辦理資本額增資之土木包工業，或丙等以上綜合營造業</w:t>
+        <w:t>設立於雲林縣或毗鄰縣市</w:t>
+      </w:r>
+      <w:r>
+        <w:rPr>
+          <w:szCs w:val="28"/>
+        </w:rPr>
+        <w:t>(限登記於雲林縣、嘉義縣、南投縣及彰化縣)</w:t>
+      </w:r>
+      <w:r>
+        <w:rPr>
+          <w:rFonts w:hint="eastAsia"/>
+          <w:szCs w:val="28"/>
+        </w:rPr>
+        <w:t>並依營造業法規定辦理資本額增資之土木包工業，或丙等以上綜合營造業</w:t>
       </w:r>
     </w:p>
     <w:p>
@@ -13449,7 +13476,15 @@
           <w:rFonts w:hint="eastAsia"/>
           <w:szCs w:val="28"/>
         </w:rPr>
-        <w:t>依營造業法規定辦理資本額增資之丙等綜合營造業，或乙等以上綜合營造業</w:t>
+        <w:t>依營造業法規定辦理資本額增資之丙等綜合</w:t>
+      </w:r>
+      <w:r>
+        <w:rPr>
+          <w:rFonts w:hint="eastAsia"/>
+          <w:szCs w:val="28"/>
+        </w:rPr>
+        <w:lastRenderedPageBreak/>
+        <w:t>營造業，或乙等以上綜合營造業</w:t>
       </w:r>
     </w:p>
     <w:p>
@@ -13520,7 +13555,6 @@
           <w:color w:val="FF0000"/>
           <w:spacing w:val="0"/>
         </w:rPr>
-        <w:lastRenderedPageBreak/>
         <w:t>%</w:t>
       </w:r>
       <w:r>
@@ -13645,8 +13679,6 @@
         </w:rPr>
         <w:t xml:space="preserve"> </w:t>
       </w:r>
-      <w:bookmarkStart w:id="5" w:name="_GoBack"/>
-      <w:bookmarkEnd w:id="5"/>
       <w:r>
         <w:rPr>
           <w:rFonts w:ascii="標楷體" w:hAnsi="標楷體" w:hint="eastAsia"/>
@@ -13998,7 +14030,15 @@
           <w:rFonts w:hint="eastAsia"/>
           <w:spacing w:val="0"/>
         </w:rPr>
-        <w:t>(投資審議司)</w:t>
+        <w:t>(</w:t>
+      </w:r>
+      <w:r>
+        <w:rPr>
+          <w:rFonts w:hint="eastAsia"/>
+          <w:spacing w:val="0"/>
+        </w:rPr>
+        <w:lastRenderedPageBreak/>
+        <w:t>投資審議司)</w:t>
       </w:r>
       <w:r>
         <w:rPr>
@@ -14077,15 +14117,7 @@
           <w:rFonts w:hint="eastAsia"/>
           <w:spacing w:val="0"/>
         </w:rPr>
-        <w:t>（註：適</w:t>
-      </w:r>
-      <w:r>
-        <w:rPr>
-          <w:rFonts w:hint="eastAsia"/>
-          <w:spacing w:val="0"/>
-        </w:rPr>
-        <w:lastRenderedPageBreak/>
-        <w:t>用條約或協定之採購案，如勾選本項者，請依GPA第3條規定，妥適考量本須知第16點之勾選）</w:t>
+        <w:t>（註：適用條約或協定之採購案，如勾選本項者，請依GPA第3條規定，妥適考量本須知第16點之勾選）</w:t>
       </w:r>
       <w:r>
         <w:rPr>
@@ -14492,7 +14524,14 @@
         <w:rPr>
           <w:spacing w:val="0"/>
         </w:rPr>
-        <w:t>採購法第48條第1項第2款「發現有足以影響採購公正之違法或不當行為者」或第50條第1項第7款「其他影響採購公正之違反法令行為」</w:t>
+        <w:t>採購法第48條第1項第2款「發現有足以影響採購公正之違法或不當行為者」或第50條第1項第7款「其他影響採購公正之違反法令</w:t>
+      </w:r>
+      <w:r>
+        <w:rPr>
+          <w:spacing w:val="0"/>
+        </w:rPr>
+        <w:lastRenderedPageBreak/>
+        <w:t>行為」</w:t>
       </w:r>
       <w:r>
         <w:rPr>
@@ -14550,7 +14589,6 @@
         <w:rPr>
           <w:spacing w:val="0"/>
         </w:rPr>
-        <w:lastRenderedPageBreak/>
         <w:t>二、投標文件為空白文件、無關文件或標封內空無一物。</w:t>
       </w:r>
     </w:p>
@@ -15243,7 +15281,16 @@
           <w:color w:val="FF0000"/>
           <w:spacing w:val="0"/>
         </w:rPr>
-        <w:t>%%工程地點%%</w:t>
+        <w:t>%%工程地點</w:t>
+      </w:r>
+      <w:r>
+        <w:rPr>
+          <w:rFonts w:hint="eastAsia"/>
+          <w:color w:val="FF0000"/>
+          <w:spacing w:val="0"/>
+        </w:rPr>
+        <w:lastRenderedPageBreak/>
+        <w:t>%%</w:t>
       </w:r>
       <w:r>
         <w:rPr>
@@ -15296,7 +15343,6 @@
         <w:rPr>
           <w:spacing w:val="0"/>
         </w:rPr>
-        <w:lastRenderedPageBreak/>
         <w:t>投標廠商標價幣別：</w:t>
       </w:r>
     </w:p>
@@ -16008,6 +16054,7 @@
         <w:rPr>
           <w:spacing w:val="0"/>
         </w:rPr>
+        <w:lastRenderedPageBreak/>
         <w:t xml:space="preserve">        </w:t>
       </w:r>
       <w:r>
@@ -16082,7 +16129,6 @@
         </w:rPr>
       </w:pPr>
       <w:r>
-        <w:lastRenderedPageBreak/>
         <w:sym w:font="Wingdings" w:char="F0A8"/>
       </w:r>
       <w:r>
@@ -16909,7 +16955,14 @@
         <w:rPr>
           <w:spacing w:val="0"/>
         </w:rPr>
-        <w:t>其他須知（請機關自行訂定。例如：採共同投標、統包、替代方案、國內廠商標價優惠、適用或準用最有利標評選作業或優先採購環保產品等方式辦理者，應注意依相關法規，將應於招標文件載明事項納入。）：</w:t>
+        <w:t>其他須知（請機關自行訂定。例如：採共同投標、統包、替代方案、國內廠商標價優惠、適用或準用最有利標評選作業或優先採購環保產</w:t>
+      </w:r>
+      <w:r>
+        <w:rPr>
+          <w:spacing w:val="0"/>
+        </w:rPr>
+        <w:lastRenderedPageBreak/>
+        <w:t>品等方式辦理者，應注意依相關法規，將應於招標文件載明事項納入。）：</w:t>
       </w:r>
     </w:p>
     <w:p>
@@ -16932,7 +16985,6 @@
         <w:rPr>
           <w:spacing w:val="0"/>
         </w:rPr>
-        <w:lastRenderedPageBreak/>
         <w:t>受理廠商檢舉之採購稽核小組連絡電話、傳真及地址與法務部調查局及機關所在地之調查站處（站、組）檢舉電話及信箱：</w:t>
       </w:r>
     </w:p>
@@ -19905,7 +19957,7 @@
 </file>
 
 <file path=customXml/itemProps1.xml><?xml version="1.0" encoding="utf-8"?>
-<ds:datastoreItem xmlns:ds="http://schemas.openxmlformats.org/officeDocument/2006/customXml" ds:itemID="{66636484-09B7-45AD-9BB0-2E7C0AE0CECF}">
+<ds:datastoreItem xmlns:ds="http://schemas.openxmlformats.org/officeDocument/2006/customXml" ds:itemID="{CE5B61B4-DC7F-43B5-A147-A9AC0E8A046E}">
   <ds:schemaRefs>
     <ds:schemaRef ds:uri="http://schemas.openxmlformats.org/officeDocument/2006/bibliography"/>
   </ds:schemaRefs>

--- a/frontend/src/廠商投標表單/[一般工程]投標須知-工程會114.3.28版.docx
+++ b/frontend/src/廠商投標表單/[一般工程]投標須知-工程會114.3.28版.docx
@@ -8979,7 +8979,15 @@
         <w:rPr>
           <w:spacing w:val="0"/>
         </w:rPr>
-        <w:t>押標金繳納期限：截止投標期限前繳納(無押標金者不適用)</w:t>
+        <w:t>押標金繳納期限：截止投標期限前繳納(無</w:t>
+      </w:r>
+      <w:bookmarkStart w:id="4" w:name="_GoBack"/>
+      <w:bookmarkEnd w:id="4"/>
+      <w:r>
+        <w:rPr>
+          <w:spacing w:val="0"/>
+        </w:rPr>
+        <w:t>押標金者不適用)</w:t>
       </w:r>
     </w:p>
     <w:p>
@@ -9156,7 +9164,81 @@
           <w:color w:val="FF0000"/>
           <w:spacing w:val="0"/>
         </w:rPr>
-        <w:t>(2.2)以現金繳納者，請匯入本處專戶臺灣土地銀行斗六分行027-056-00010-6帳號，並將收據影本裝入證件封內(以此方式繳納者，押標金無法於開標當日退還，需於開標後5日內退還)；本處不受理現金當場繳納。</w:t>
+        <w:t>(2.2)以現金繳納者，請匯入本處專戶臺灣土地銀行斗六分行</w:t>
+      </w:r>
+      <w:r>
+        <w:rPr>
+          <w:rFonts w:hint="eastAsia"/>
+          <w:b/>
+          <w:color w:val="FF0000"/>
+          <w:spacing w:val="0"/>
+        </w:rPr>
+        <w:t>027-056-00010-6帳號</w:t>
+      </w:r>
+      <w:r>
+        <w:rPr>
+          <w:rFonts w:hint="eastAsia"/>
+          <w:b/>
+          <w:color w:val="FF0000"/>
+          <w:spacing w:val="0"/>
+        </w:rPr>
+        <w:t>，戶名：</w:t>
+      </w:r>
+      <w:r>
+        <w:rPr>
+          <w:rFonts w:hint="eastAsia"/>
+          <w:b/>
+          <w:bCs/>
+          <w:color w:val="FF0000"/>
+          <w:spacing w:val="0"/>
+        </w:rPr>
+        <w:t>『</w:t>
+      </w:r>
+      <w:r>
+        <w:rPr>
+          <w:rFonts w:hint="eastAsia"/>
+          <w:b/>
+          <w:bCs/>
+          <w:color w:val="FF0000"/>
+          <w:spacing w:val="0"/>
+        </w:rPr>
+        <w:t>雲林農田水利事業作業基金401專戶</w:t>
+      </w:r>
+      <w:r>
+        <w:rPr>
+          <w:rFonts w:hint="eastAsia"/>
+          <w:b/>
+          <w:bCs/>
+          <w:color w:val="FF0000"/>
+          <w:spacing w:val="0"/>
+        </w:rPr>
+        <w:t>』</w:t>
+      </w:r>
+      <w:r>
+        <w:rPr>
+          <w:rFonts w:hint="eastAsia"/>
+          <w:color w:val="FF0000"/>
+          <w:spacing w:val="0"/>
+        </w:rPr>
+        <w:t>，並將收據影本裝入</w:t>
+      </w:r>
+      <w:proofErr w:type="gramStart"/>
+      <w:r>
+        <w:rPr>
+          <w:rFonts w:hint="eastAsia"/>
+          <w:color w:val="FF0000"/>
+          <w:spacing w:val="0"/>
+        </w:rPr>
+        <w:t>證件封內</w:t>
+      </w:r>
+      <w:proofErr w:type="gramEnd"/>
+      <w:r>
+        <w:rPr>
+          <w:rFonts w:hint="eastAsia"/>
+          <w:color w:val="FF0000"/>
+          <w:spacing w:val="0"/>
+        </w:rPr>
+        <w:t>(以此方式繳納者，押標金無法於開標當日退還，需於開標後5日內退還)；本處不受理現金當場繳納。</w:t>
       </w:r>
     </w:p>
     <w:p>
@@ -9424,14 +9506,14 @@
         <w:rPr>
           <w:spacing w:val="0"/>
         </w:rPr>
-        <w:t>廠商如以銀行之書面連帶保證或開發或保兌之不可撤銷擔保信用狀繳納履約保證金者，機關得視該銀行之債信、過去履行連帶保證之</w:t>
+        <w:t>廠商如以銀行之書面連帶保證或開發或保兌之不可撤銷擔保信用</w:t>
       </w:r>
       <w:r>
         <w:rPr>
           <w:spacing w:val="0"/>
         </w:rPr>
         <w:lastRenderedPageBreak/>
-        <w:t>紀錄等，經機關審核後始予接受。廠商以押標金轉換為履約保證金時，亦同。</w:t>
+        <w:t>狀繳納履約保證金者，機關得視該銀行之債信、過去履行連帶保證之紀錄等，經機關審核後始予接受。廠商以押標金轉換為履約保證金時，亦同。</w:t>
       </w:r>
     </w:p>
     <w:p>
@@ -9810,7 +9892,7 @@
         </w:rPr>
         <w:t>%)：</w:t>
       </w:r>
-      <w:bookmarkStart w:id="4" w:name="_Hlk153957504"/>
+      <w:bookmarkStart w:id="5" w:name="_Hlk153957504"/>
       <w:r>
         <w:rPr>
           <w:rFonts w:hint="eastAsia"/>
@@ -9883,7 +9965,7 @@
         </w:rPr>
         <w:t>減收原應繳額度之50%。</w:t>
       </w:r>
-      <w:bookmarkEnd w:id="4"/>
+      <w:bookmarkEnd w:id="5"/>
     </w:p>
     <w:p>
       <w:pPr>
@@ -10194,6 +10276,7 @@
         <w:rPr>
           <w:spacing w:val="0"/>
         </w:rPr>
+        <w:lastRenderedPageBreak/>
         <w:t xml:space="preserve">        </w:t>
       </w:r>
       <w:r>
@@ -10224,7 +10307,6 @@
           <w:color w:val="FF0000"/>
           <w:spacing w:val="0"/>
         </w:rPr>
-        <w:lastRenderedPageBreak/>
         <w:t xml:space="preserve">        </w:t>
       </w:r>
       <w:r>
@@ -11110,6 +11192,7 @@
         <w:rPr>
           <w:spacing w:val="0"/>
         </w:rPr>
+        <w:lastRenderedPageBreak/>
         <w:t>各種保證金之繳納處所或金融機構帳號(無保證金者免填)：</w:t>
       </w:r>
     </w:p>
@@ -11134,7 +11217,6 @@
           <w:color w:val="FF0000"/>
           <w:spacing w:val="0"/>
         </w:rPr>
-        <w:lastRenderedPageBreak/>
         <w:t>臺灣土地銀行斗六分行「</w:t>
       </w:r>
       <w:r>
@@ -11905,7 +11987,14 @@
         <w:rPr>
           <w:rFonts w:hint="eastAsia"/>
         </w:rPr>
-        <w:t>、資訊服務、社會福利服務或文化創意服務</w:t>
+        <w:t>、資訊服務</w:t>
+      </w:r>
+      <w:r>
+        <w:rPr>
+          <w:rFonts w:hint="eastAsia"/>
+        </w:rPr>
+        <w:lastRenderedPageBreak/>
+        <w:t>、社會福利服務或文化創意服務</w:t>
       </w:r>
       <w:r>
         <w:rPr>
@@ -11917,14 +12006,7 @@
         <w:rPr>
           <w:rFonts w:hint="eastAsia"/>
         </w:rPr>
-        <w:t>以不訂底價之最有利</w:t>
-      </w:r>
-      <w:r>
-        <w:rPr>
-          <w:rFonts w:hint="eastAsia"/>
-        </w:rPr>
-        <w:lastRenderedPageBreak/>
-        <w:t>標</w:t>
+        <w:t>以不訂底價之最有利標</w:t>
       </w:r>
       <w:r>
         <w:rPr>
@@ -12832,11 +12914,11 @@
         <w:sym w:font="Wingdings" w:char="F0A8"/>
       </w:r>
       <w:r>
-        <w:t>(3)屬勞動派遣（指派遣事業單位指派所僱用之勞工至機關提供勞務，接受各該機關指揮監督管理之行為）：派遣勞工（指受派遣事業單位僱用，並向各機關提供勞務者</w:t>
+        <w:t>(3)屬勞動派遣（指派遣事業單位指派所僱用之勞工至機關提供勞務，接受各該機關指揮監督管理之行為）：派遣</w:t>
       </w:r>
       <w:r>
         <w:lastRenderedPageBreak/>
-        <w:t>）之薪資（內含勞工依法自行負擔之勞保、健保、就業保險費用）與廠商應負擔之勞保、健保、就業保險費用、積欠工資墊償基金提繳費及勞工退休金等費用，採固定金額支付，不列入報價範圍。廠商僅需就管理費用（含利潤、相關稅捐及管理所需一切費用等）報價。決標後，廠商報價與前述固定金額合計為契約總價，詳如附件報價明細表【註：報價明細表範例如附件，機關於招標時依案件性質參酌調整後附於投標須知。派遣勞工之加班費及差旅費，不含於契約價金，如發生此等費用，其計算方式依勞動法令規定另行支付】。</w:t>
+        <w:t>勞工（指受派遣事業單位僱用，並向各機關提供勞務者）之薪資（內含勞工依法自行負擔之勞保、健保、就業保險費用）與廠商應負擔之勞保、健保、就業保險費用、積欠工資墊償基金提繳費及勞工退休金等費用，採固定金額支付，不列入報價範圍。廠商僅需就管理費用（含利潤、相關稅捐及管理所需一切費用等）報價。決標後，廠商報價與前述固定金額合計為契約總價，詳如附件報價明細表【註：報價明細表範例如附件，機關於招標時依案件性質參酌調整後附於投標須知。派遣勞工之加班費及差旅費，不含於契約價金，如發生此等費用，其計算方式依勞動法令規定另行支付】。</w:t>
       </w:r>
     </w:p>
     <w:p>
@@ -13232,8 +13314,6 @@
         </w:rPr>
         <w:t>符合之情形)</w:t>
       </w:r>
-      <w:bookmarkStart w:id="5" w:name="_GoBack"/>
-      <w:bookmarkEnd w:id="5"/>
     </w:p>
     <w:p>
       <w:pPr>
@@ -13441,6 +13521,7 @@
           <w:color w:val="FF0000"/>
           <w:spacing w:val="0"/>
         </w:rPr>
+        <w:lastRenderedPageBreak/>
         <w:t>%</w:t>
       </w:r>
       <w:r>
@@ -13476,15 +13557,7 @@
           <w:rFonts w:hint="eastAsia"/>
           <w:szCs w:val="28"/>
         </w:rPr>
-        <w:t>依營造業法規定辦理資本額增資之丙等綜合</w:t>
-      </w:r>
-      <w:r>
-        <w:rPr>
-          <w:rFonts w:hint="eastAsia"/>
-          <w:szCs w:val="28"/>
-        </w:rPr>
-        <w:lastRenderedPageBreak/>
-        <w:t>營造業，或乙等以上綜合營造業</w:t>
+        <w:t>依營造業法規定辦理資本額增資之丙等綜合營造業，或乙等以上綜合營造業</w:t>
       </w:r>
     </w:p>
     <w:p>
@@ -14023,14 +14096,7 @@
           <w:rFonts w:hint="eastAsia"/>
           <w:spacing w:val="0"/>
         </w:rPr>
-        <w:t>公告之陸資資訊服務業者。(上開業務範疇及陸資資訊服務業清單公開於經濟部</w:t>
-      </w:r>
-      <w:r>
-        <w:rPr>
-          <w:rFonts w:hint="eastAsia"/>
-          <w:spacing w:val="0"/>
-        </w:rPr>
-        <w:t>(</w:t>
+        <w:t>公告之陸資資訊</w:t>
       </w:r>
       <w:r>
         <w:rPr>
@@ -14038,7 +14104,14 @@
           <w:spacing w:val="0"/>
         </w:rPr>
         <w:lastRenderedPageBreak/>
-        <w:t>投資審議司)</w:t>
+        <w:t>服務業者。(上開業務範疇及陸資資訊服務業清單公開於經濟部</w:t>
+      </w:r>
+      <w:r>
+        <w:rPr>
+          <w:rFonts w:hint="eastAsia"/>
+          <w:spacing w:val="0"/>
+        </w:rPr>
+        <w:t>(投資審議司)</w:t>
       </w:r>
       <w:r>
         <w:rPr>
@@ -14524,14 +14597,14 @@
         <w:rPr>
           <w:spacing w:val="0"/>
         </w:rPr>
-        <w:t>採購法第48條第1項第2款「發現有足以影響採購公正之違法或不當行為者」或第50條第1項第7款「其他影響採購公正之違反法令</w:t>
+        <w:t>採購法第48條第1項第2款「發現有足以影響採購公正之違法或不當</w:t>
       </w:r>
       <w:r>
         <w:rPr>
           <w:spacing w:val="0"/>
         </w:rPr>
         <w:lastRenderedPageBreak/>
-        <w:t>行為」</w:t>
+        <w:t>行為者」或第50條第1項第7款「其他影響採購公正之違反法令行為」</w:t>
       </w:r>
       <w:r>
         <w:rPr>
@@ -15259,6 +15332,7 @@
         <w:rPr>
           <w:spacing w:val="0"/>
         </w:rPr>
+        <w:lastRenderedPageBreak/>
         <w:t xml:space="preserve">        </w:t>
       </w:r>
       <w:r>
@@ -15281,16 +15355,7 @@
           <w:color w:val="FF0000"/>
           <w:spacing w:val="0"/>
         </w:rPr>
-        <w:t>%%工程地點</w:t>
-      </w:r>
-      <w:r>
-        <w:rPr>
-          <w:rFonts w:hint="eastAsia"/>
-          <w:color w:val="FF0000"/>
-          <w:spacing w:val="0"/>
-        </w:rPr>
-        <w:lastRenderedPageBreak/>
-        <w:t>%%</w:t>
+        <w:t>%%工程地點%%</w:t>
       </w:r>
       <w:r>
         <w:rPr>
@@ -16028,6 +16093,7 @@
         <w:rPr>
           <w:spacing w:val="0"/>
         </w:rPr>
+        <w:lastRenderedPageBreak/>
         <w:t xml:space="preserve">        </w:t>
       </w:r>
       <w:r>
@@ -16054,7 +16120,6 @@
         <w:rPr>
           <w:spacing w:val="0"/>
         </w:rPr>
-        <w:lastRenderedPageBreak/>
         <w:t xml:space="preserve">        </w:t>
       </w:r>
       <w:r>
@@ -16955,14 +17020,14 @@
         <w:rPr>
           <w:spacing w:val="0"/>
         </w:rPr>
-        <w:t>其他須知（請機關自行訂定。例如：採共同投標、統包、替代方案、國內廠商標價優惠、適用或準用最有利標評選作業或優先採購環保產</w:t>
+        <w:t>其他須知（請機關自行訂定。例如：採共同投標、統包、替代方案、</w:t>
       </w:r>
       <w:r>
         <w:rPr>
           <w:spacing w:val="0"/>
         </w:rPr>
         <w:lastRenderedPageBreak/>
-        <w:t>品等方式辦理者，應注意依相關法規，將應於招標文件載明事項納入。）：</w:t>
+        <w:t>國內廠商標價優惠、適用或準用最有利標評選作業或優先採購環保產品等方式辦理者，應注意依相關法規，將應於招標文件載明事項納入。）：</w:t>
       </w:r>
     </w:p>
     <w:p>
@@ -17778,7 +17843,7 @@
         <w:rFonts w:ascii="全真楷書"/>
         <w:noProof/>
       </w:rPr>
-      <w:t>24</w:t>
+      <w:t>21</w:t>
     </w:r>
     <w:r>
       <w:rPr>
@@ -19957,7 +20022,7 @@
 </file>
 
 <file path=customXml/itemProps1.xml><?xml version="1.0" encoding="utf-8"?>
-<ds:datastoreItem xmlns:ds="http://schemas.openxmlformats.org/officeDocument/2006/customXml" ds:itemID="{CE5B61B4-DC7F-43B5-A147-A9AC0E8A046E}">
+<ds:datastoreItem xmlns:ds="http://schemas.openxmlformats.org/officeDocument/2006/customXml" ds:itemID="{0D051609-B1BC-442D-B7A1-33E2E47027DC}">
   <ds:schemaRefs>
     <ds:schemaRef ds:uri="http://schemas.openxmlformats.org/officeDocument/2006/bibliography"/>
   </ds:schemaRefs>

--- a/frontend/src/廠商投標表單/[一般工程]投標須知-工程會114.3.28版.docx
+++ b/frontend/src/廠商投標表單/[一般工程]投標須知-工程會114.3.28版.docx
@@ -8979,15 +8979,7 @@
         <w:rPr>
           <w:spacing w:val="0"/>
         </w:rPr>
-        <w:t>押標金繳納期限：截止投標期限前繳納(無</w:t>
-      </w:r>
-      <w:bookmarkStart w:id="4" w:name="_GoBack"/>
-      <w:bookmarkEnd w:id="4"/>
-      <w:r>
-        <w:rPr>
-          <w:spacing w:val="0"/>
-        </w:rPr>
-        <w:t>押標金者不適用)</w:t>
+        <w:t>押標金繳納期限：截止投標期限前繳納(無押標金者不適用)</w:t>
       </w:r>
     </w:p>
     <w:p>
@@ -9892,7 +9884,7 @@
         </w:rPr>
         <w:t>%)：</w:t>
       </w:r>
-      <w:bookmarkStart w:id="5" w:name="_Hlk153957504"/>
+      <w:bookmarkStart w:id="4" w:name="_Hlk153957504"/>
       <w:r>
         <w:rPr>
           <w:rFonts w:hint="eastAsia"/>
@@ -9965,7 +9957,7 @@
         </w:rPr>
         <w:t>減收原應繳額度之50%。</w:t>
       </w:r>
-      <w:bookmarkEnd w:id="5"/>
+      <w:bookmarkEnd w:id="4"/>
     </w:p>
     <w:p>
       <w:pPr>
@@ -13360,14 +13352,6 @@
         </w:rPr>
         <w:t>1)設立於雲林縣或</w:t>
       </w:r>
-      <w:proofErr w:type="gramStart"/>
-      <w:r>
-        <w:rPr>
-          <w:szCs w:val="28"/>
-        </w:rPr>
-        <w:t>或</w:t>
-      </w:r>
-      <w:proofErr w:type="gramEnd"/>
       <w:r>
         <w:rPr>
           <w:szCs w:val="28"/>
@@ -13386,6 +13370,12 @@
         </w:rPr>
         <w:t>之土木包工業，或丙等以上綜合營造業</w:t>
       </w:r>
+      <w:r>
+        <w:rPr>
+          <w:szCs w:val="28"/>
+        </w:rPr>
+        <w:t>。</w:t>
+      </w:r>
     </w:p>
     <w:p>
       <w:pPr>
@@ -13452,6 +13442,13 @@
         </w:rPr>
         <w:t>並依營造業法規定辦理資本額增資之土木包工業，或丙等以上綜合營造業</w:t>
       </w:r>
+      <w:r>
+        <w:rPr>
+          <w:rFonts w:hint="eastAsia"/>
+          <w:szCs w:val="28"/>
+        </w:rPr>
+        <w:t>。</w:t>
+      </w:r>
     </w:p>
     <w:p>
       <w:pPr>
@@ -13504,6 +13501,13 @@
           <w:szCs w:val="28"/>
         </w:rPr>
         <w:t>丙等以上綜合營造業</w:t>
+      </w:r>
+      <w:r>
+        <w:rPr>
+          <w:rFonts w:hint="eastAsia"/>
+          <w:szCs w:val="28"/>
+        </w:rPr>
+        <w:t>。</w:t>
       </w:r>
     </w:p>
     <w:p>
@@ -13559,6 +13563,13 @@
         </w:rPr>
         <w:t>依營造業法規定辦理資本額增資之丙等綜合營造業，或乙等以上綜合營造業</w:t>
       </w:r>
+      <w:r>
+        <w:rPr>
+          <w:rFonts w:hint="eastAsia"/>
+          <w:szCs w:val="28"/>
+        </w:rPr>
+        <w:t>。</w:t>
+      </w:r>
     </w:p>
     <w:p>
       <w:pPr>
@@ -13612,6 +13623,13 @@
         </w:rPr>
         <w:t>乙等以上綜合營造業</w:t>
       </w:r>
+      <w:r>
+        <w:rPr>
+          <w:rFonts w:hint="eastAsia"/>
+          <w:szCs w:val="28"/>
+        </w:rPr>
+        <w:t>。</w:t>
+      </w:r>
     </w:p>
     <w:p>
       <w:pPr>
@@ -13665,6 +13683,13 @@
         </w:rPr>
         <w:t>依營造業法規定辦理資本額增資之乙等綜合營造業，或甲等以上綜合營造業</w:t>
       </w:r>
+      <w:r>
+        <w:rPr>
+          <w:rFonts w:hint="eastAsia"/>
+          <w:szCs w:val="28"/>
+        </w:rPr>
+        <w:t>。</w:t>
+      </w:r>
     </w:p>
     <w:p>
       <w:pPr>
@@ -13717,6 +13742,13 @@
           <w:szCs w:val="28"/>
         </w:rPr>
         <w:t>甲等綜合營造業</w:t>
+      </w:r>
+      <w:r>
+        <w:rPr>
+          <w:rFonts w:hint="eastAsia"/>
+          <w:szCs w:val="28"/>
+        </w:rPr>
+        <w:t>。</w:t>
       </w:r>
     </w:p>
     <w:p>
@@ -15074,7 +15106,7 @@
           <w:spacing w:val="0"/>
         </w:rPr>
       </w:pPr>
-      <w:bookmarkStart w:id="6" w:name="_Hlk93997091"/>
+      <w:bookmarkStart w:id="5" w:name="_Hlk93997091"/>
       <w:r>
         <w:rPr>
           <w:rFonts w:hint="eastAsia"/>
@@ -15083,7 +15115,7 @@
         </w:rPr>
         <w:t>■</w:t>
       </w:r>
-      <w:bookmarkEnd w:id="6"/>
+      <w:bookmarkEnd w:id="5"/>
       <w:r>
         <w:rPr>
           <w:rFonts w:hint="eastAsia"/>
@@ -15853,7 +15885,12 @@
         <w:jc w:val="both"/>
       </w:pPr>
       <w:r>
-        <w:sym w:font="Wingdings" w:char="F0A8"/>
+        <w:rPr>
+          <w:rFonts w:hint="eastAsia"/>
+          <w:color w:val="FF0000"/>
+          <w:szCs w:val="28"/>
+        </w:rPr>
+        <w:t>■</w:t>
       </w:r>
       <w:r>
         <w:rPr>
@@ -16962,6 +16999,8 @@
         </w:rPr>
         <w:t>樓工務組發包股」。</w:t>
       </w:r>
+      <w:bookmarkStart w:id="6" w:name="_GoBack"/>
+      <w:bookmarkEnd w:id="6"/>
     </w:p>
     <w:p>
       <w:pPr>
@@ -16978,10 +17017,7 @@
         </w:rPr>
       </w:pPr>
       <w:r>
-        <w:rPr>
-          <w:spacing w:val="0"/>
-        </w:rPr>
-        <w:t>電子領標廠商之投標封附上該標案之領標電子憑據書面明細，或於開標後依機關通知再行提出。</w:t>
+        <w:t>本須知未載明之事項，依政府採購相關法令。</w:t>
       </w:r>
     </w:p>
     <w:p>
@@ -16999,35 +17035,17 @@
         </w:rPr>
       </w:pPr>
       <w:r>
-        <w:t>本須知未載明之事項，依政府採購相關法令。</w:t>
-      </w:r>
-    </w:p>
-    <w:p>
-      <w:pPr>
-        <w:pStyle w:val="7"/>
-        <w:numPr>
-          <w:ilvl w:val="0"/>
-          <w:numId w:val="1"/>
-        </w:numPr>
-        <w:ind w:left="1134" w:hanging="1134"/>
-        <w:jc w:val="both"/>
-        <w:textDirection w:val="lrTbV"/>
-        <w:rPr>
-          <w:spacing w:val="0"/>
-        </w:rPr>
-      </w:pPr>
-      <w:r>
-        <w:rPr>
-          <w:spacing w:val="0"/>
-        </w:rPr>
-        <w:t>其他須知（請機關自行訂定。例如：採共同投標、統包、替代方案、</w:t>
+        <w:rPr>
+          <w:spacing w:val="0"/>
+        </w:rPr>
+        <w:t>其他須知（請機關自行訂定。例如：採共同投標、統包、替代方案、國內廠商標價優惠、適用或準用最有利標評選作業或優先採購環保產品等方式辦理者，應注意依相關法規，將應於招標文件載明事項納入</w:t>
       </w:r>
       <w:r>
         <w:rPr>
           <w:spacing w:val="0"/>
         </w:rPr>
         <w:lastRenderedPageBreak/>
-        <w:t>國內廠商標價優惠、適用或準用最有利標評選作業或優先採購環保產品等方式辦理者，應注意依相關法規，將應於招標文件載明事項納入。）：</w:t>
+        <w:t>。）：</w:t>
       </w:r>
     </w:p>
     <w:p>
@@ -17843,7 +17861,7 @@
         <w:rFonts w:ascii="全真楷書"/>
         <w:noProof/>
       </w:rPr>
-      <w:t>21</w:t>
+      <w:t>22</w:t>
     </w:r>
     <w:r>
       <w:rPr>
@@ -20022,7 +20040,7 @@
 </file>
 
 <file path=customXml/itemProps1.xml><?xml version="1.0" encoding="utf-8"?>
-<ds:datastoreItem xmlns:ds="http://schemas.openxmlformats.org/officeDocument/2006/customXml" ds:itemID="{0D051609-B1BC-442D-B7A1-33E2E47027DC}">
+<ds:datastoreItem xmlns:ds="http://schemas.openxmlformats.org/officeDocument/2006/customXml" ds:itemID="{9CFB9CC6-E488-430C-9220-48D59E29C504}">
   <ds:schemaRefs>
     <ds:schemaRef ds:uri="http://schemas.openxmlformats.org/officeDocument/2006/bibliography"/>
   </ds:schemaRefs>

--- a/frontend/src/廠商投標表單/[一般工程]投標須知-工程會114.3.28版.docx
+++ b/frontend/src/廠商投標表單/[一般工程]投標須知-工程會114.3.28版.docx
@@ -16740,6 +16740,7 @@
         <w:jc w:val="both"/>
         <w:textDirection w:val="lrTbV"/>
         <w:rPr>
+          <w:color w:val="FF0000"/>
           <w:spacing w:val="0"/>
         </w:rPr>
       </w:pPr>
@@ -16751,6 +16752,27 @@
         </w:rPr>
         <w:t>■標單。</w:t>
       </w:r>
+    </w:p>
+    <w:p>
+      <w:pPr>
+        <w:pStyle w:val="7"/>
+        <w:ind w:leftChars="708" w:left="2081" w:hangingChars="32" w:hanging="99"/>
+        <w:jc w:val="both"/>
+        <w:textDirection w:val="lrTbV"/>
+        <w:rPr>
+          <w:rFonts w:hint="eastAsia"/>
+          <w:spacing w:val="0"/>
+        </w:rPr>
+      </w:pPr>
+      <w:r>
+        <w:rPr>
+          <w:rFonts w:ascii="Times New Roman" w:hAnsi="Times New Roman" w:hint="eastAsia"/>
+          <w:color w:val="FF0000"/>
+        </w:rPr>
+        <w:t>■採購契約範本附記條款特別聲明。</w:t>
+      </w:r>
+      <w:bookmarkStart w:id="6" w:name="_GoBack"/>
+      <w:bookmarkEnd w:id="6"/>
     </w:p>
     <w:p>
       <w:pPr>
@@ -16999,8 +17021,6 @@
         </w:rPr>
         <w:t>樓工務組發包股」。</w:t>
       </w:r>
-      <w:bookmarkStart w:id="6" w:name="_GoBack"/>
-      <w:bookmarkEnd w:id="6"/>
     </w:p>
     <w:p>
       <w:pPr>
@@ -17038,14 +17058,14 @@
         <w:rPr>
           <w:spacing w:val="0"/>
         </w:rPr>
-        <w:t>其他須知（請機關自行訂定。例如：採共同投標、統包、替代方案、國內廠商標價優惠、適用或準用最有利標評選作業或優先採購環保產品等方式辦理者，應注意依相關法規，將應於招標文件載明事項納入</w:t>
+        <w:t>其他須知（請機關自行訂定。例如：採共同投標、統包、替代方案、國內廠商標價優惠、適用或準用最有利標評選作業或優先採購環保產</w:t>
       </w:r>
       <w:r>
         <w:rPr>
           <w:spacing w:val="0"/>
         </w:rPr>
         <w:lastRenderedPageBreak/>
-        <w:t>。）：</w:t>
+        <w:t>品等方式辦理者，應注意依相關法規，將應於招標文件載明事項納入。）：</w:t>
       </w:r>
     </w:p>
     <w:p>
@@ -17861,7 +17881,7 @@
         <w:rFonts w:ascii="全真楷書"/>
         <w:noProof/>
       </w:rPr>
-      <w:t>22</w:t>
+      <w:t>24</w:t>
     </w:r>
     <w:r>
       <w:rPr>
@@ -20040,7 +20060,7 @@
 </file>
 
 <file path=customXml/itemProps1.xml><?xml version="1.0" encoding="utf-8"?>
-<ds:datastoreItem xmlns:ds="http://schemas.openxmlformats.org/officeDocument/2006/customXml" ds:itemID="{9CFB9CC6-E488-430C-9220-48D59E29C504}">
+<ds:datastoreItem xmlns:ds="http://schemas.openxmlformats.org/officeDocument/2006/customXml" ds:itemID="{F769350A-C7EE-4FA4-9A94-ABB18084BC5D}">
   <ds:schemaRefs>
     <ds:schemaRef ds:uri="http://schemas.openxmlformats.org/officeDocument/2006/bibliography"/>
   </ds:schemaRefs>
